--- a/Uwaycontech/实验例程/CC2530基础实验/12-CC2530 FLASH读写操作/实验指导书/12-CC2530 FLASH读写操作.docx
+++ b/Uwaycontech/实验例程/CC2530基础实验/12-CC2530 FLASH读写操作/实验指导书/12-CC2530 FLASH读写操作.docx
@@ -192,7 +192,7 @@
         <w:pStyle w:val="2"/>
         <w:numPr>
           <w:ilvl w:val="0"/>
-          <w:numId w:val="0"/>
+          <w:numId w:val="1"/>
         </w:numPr>
         <w:bidi w:val="0"/>
         <w:outlineLvl w:val="0"/>
@@ -203,22 +203,1552 @@
       </w:pPr>
       <w:r>
         <w:rPr>
-          <w:rFonts w:hint="eastAsia" w:ascii="宋体" w:hAnsi="宋体" w:eastAsia="宋体" w:cs="宋体"/>
-          <w:b/>
-          <w:bCs/>
-          <w:kern w:val="44"/>
-          <w:sz w:val="48"/>
-          <w:szCs w:val="48"/>
-          <w:lang w:val="en-US" w:eastAsia="zh-CN" w:bidi="ar"/>
-        </w:rPr>
-        <w:t>一、</w:t>
-      </w:r>
-      <w:r>
-        <w:rPr>
           <w:rFonts w:hint="eastAsia"/>
           <w:lang w:val="en-US" w:eastAsia="zh-CN"/>
         </w:rPr>
         <w:t>实验介绍</w:t>
+      </w:r>
+    </w:p>
+    <w:p>
+      <w:pPr>
+        <w:keepNext w:val="0"/>
+        <w:keepLines w:val="0"/>
+        <w:pageBreakBefore w:val="0"/>
+        <w:widowControl w:val="0"/>
+        <w:kinsoku/>
+        <w:wordWrap/>
+        <w:overflowPunct/>
+        <w:topLinePunct w:val="0"/>
+        <w:autoSpaceDE/>
+        <w:autoSpaceDN/>
+        <w:bidi w:val="0"/>
+        <w:adjustRightInd/>
+        <w:snapToGrid/>
+        <w:spacing w:line="298" w:lineRule="exact"/>
+        <w:ind w:left="0" w:leftChars="0" w:right="-20" w:rightChars="-10" w:firstLine="400" w:firstLineChars="200"/>
+        <w:jc w:val="left"/>
+        <w:textAlignment w:val="auto"/>
+        <w:rPr>
+          <w:rFonts w:hint="eastAsia" w:ascii="宋体" w:hAnsi="宋体" w:eastAsia="宋体" w:cs="宋体"/>
+          <w:szCs w:val="21"/>
+        </w:rPr>
+      </w:pPr>
+      <w:r>
+        <w:rPr>
+          <w:rFonts w:hint="eastAsia" w:ascii="宋体" w:hAnsi="宋体" w:eastAsia="宋体" w:cs="宋体"/>
+          <w:szCs w:val="21"/>
+        </w:rPr>
+        <w:t>CC2530设</w:t>
+      </w:r>
+      <w:r>
+        <w:rPr>
+          <w:rFonts w:hint="eastAsia" w:ascii="宋体" w:hAnsi="宋体" w:eastAsia="宋体" w:cs="宋体"/>
+          <w:spacing w:val="-2"/>
+          <w:szCs w:val="21"/>
+        </w:rPr>
+        <w:t>备</w:t>
+      </w:r>
+      <w:r>
+        <w:rPr>
+          <w:rFonts w:hint="eastAsia" w:ascii="宋体" w:hAnsi="宋体" w:eastAsia="宋体" w:cs="宋体"/>
+          <w:szCs w:val="21"/>
+        </w:rPr>
+        <w:t>包</w:t>
+      </w:r>
+      <w:r>
+        <w:rPr>
+          <w:rFonts w:hint="eastAsia" w:ascii="宋体" w:hAnsi="宋体" w:eastAsia="宋体" w:cs="宋体"/>
+          <w:spacing w:val="-2"/>
+          <w:szCs w:val="21"/>
+        </w:rPr>
+        <w:t>含</w:t>
+      </w:r>
+      <w:r>
+        <w:rPr>
+          <w:rFonts w:hint="eastAsia" w:ascii="宋体" w:hAnsi="宋体" w:eastAsia="宋体" w:cs="宋体"/>
+          <w:szCs w:val="21"/>
+        </w:rPr>
+        <w:t>闪</w:t>
+      </w:r>
+      <w:r>
+        <w:rPr>
+          <w:rFonts w:hint="eastAsia" w:ascii="宋体" w:hAnsi="宋体" w:eastAsia="宋体" w:cs="宋体"/>
+          <w:spacing w:val="-2"/>
+          <w:szCs w:val="21"/>
+        </w:rPr>
+        <w:t>存</w:t>
+      </w:r>
+      <w:r>
+        <w:rPr>
+          <w:rFonts w:hint="eastAsia" w:ascii="宋体" w:hAnsi="宋体" w:eastAsia="宋体" w:cs="宋体"/>
+          <w:szCs w:val="21"/>
+        </w:rPr>
+        <w:t>存</w:t>
+      </w:r>
+      <w:r>
+        <w:rPr>
+          <w:rFonts w:hint="eastAsia" w:ascii="宋体" w:hAnsi="宋体" w:eastAsia="宋体" w:cs="宋体"/>
+          <w:spacing w:val="-2"/>
+          <w:szCs w:val="21"/>
+        </w:rPr>
+        <w:t>储</w:t>
+      </w:r>
+      <w:r>
+        <w:rPr>
+          <w:rFonts w:hint="eastAsia" w:ascii="宋体" w:hAnsi="宋体" w:eastAsia="宋体" w:cs="宋体"/>
+          <w:szCs w:val="21"/>
+        </w:rPr>
+        <w:t>器</w:t>
+      </w:r>
+      <w:r>
+        <w:rPr>
+          <w:rFonts w:hint="eastAsia" w:ascii="宋体" w:hAnsi="宋体" w:eastAsia="宋体" w:cs="宋体"/>
+          <w:spacing w:val="-2"/>
+          <w:szCs w:val="21"/>
+        </w:rPr>
+        <w:t>以</w:t>
+      </w:r>
+      <w:r>
+        <w:rPr>
+          <w:rFonts w:hint="eastAsia" w:ascii="宋体" w:hAnsi="宋体" w:eastAsia="宋体" w:cs="宋体"/>
+          <w:szCs w:val="21"/>
+        </w:rPr>
+        <w:t>存</w:t>
+      </w:r>
+      <w:r>
+        <w:rPr>
+          <w:rFonts w:hint="eastAsia" w:ascii="宋体" w:hAnsi="宋体" w:eastAsia="宋体" w:cs="宋体"/>
+          <w:spacing w:val="-2"/>
+          <w:szCs w:val="21"/>
+        </w:rPr>
+        <w:t>储</w:t>
+      </w:r>
+      <w:r>
+        <w:rPr>
+          <w:rFonts w:hint="eastAsia" w:ascii="宋体" w:hAnsi="宋体" w:eastAsia="宋体" w:cs="宋体"/>
+          <w:szCs w:val="21"/>
+        </w:rPr>
+        <w:t>程</w:t>
+      </w:r>
+      <w:r>
+        <w:rPr>
+          <w:rFonts w:hint="eastAsia" w:ascii="宋体" w:hAnsi="宋体" w:eastAsia="宋体" w:cs="宋体"/>
+          <w:spacing w:val="-2"/>
+          <w:szCs w:val="21"/>
+        </w:rPr>
+        <w:t>序</w:t>
+      </w:r>
+      <w:r>
+        <w:rPr>
+          <w:rFonts w:hint="eastAsia" w:ascii="宋体" w:hAnsi="宋体" w:eastAsia="宋体" w:cs="宋体"/>
+          <w:szCs w:val="21"/>
+        </w:rPr>
+        <w:t>代</w:t>
+      </w:r>
+      <w:r>
+        <w:rPr>
+          <w:rFonts w:hint="eastAsia" w:ascii="宋体" w:hAnsi="宋体" w:eastAsia="宋体" w:cs="宋体"/>
+          <w:spacing w:val="-2"/>
+          <w:szCs w:val="21"/>
+        </w:rPr>
+        <w:t>码</w:t>
+      </w:r>
+      <w:r>
+        <w:rPr>
+          <w:rFonts w:hint="eastAsia" w:ascii="宋体" w:hAnsi="宋体" w:eastAsia="宋体" w:cs="宋体"/>
+          <w:szCs w:val="21"/>
+        </w:rPr>
+        <w:t>。</w:t>
+      </w:r>
+      <w:r>
+        <w:rPr>
+          <w:rFonts w:hint="eastAsia" w:ascii="宋体" w:hAnsi="宋体" w:eastAsia="宋体" w:cs="宋体"/>
+          <w:spacing w:val="-2"/>
+          <w:szCs w:val="21"/>
+        </w:rPr>
+        <w:t>闪</w:t>
+      </w:r>
+      <w:r>
+        <w:rPr>
+          <w:rFonts w:hint="eastAsia" w:ascii="宋体" w:hAnsi="宋体" w:eastAsia="宋体" w:cs="宋体"/>
+          <w:szCs w:val="21"/>
+        </w:rPr>
+        <w:t>存</w:t>
+      </w:r>
+      <w:r>
+        <w:rPr>
+          <w:rFonts w:hint="eastAsia" w:ascii="宋体" w:hAnsi="宋体" w:eastAsia="宋体" w:cs="宋体"/>
+          <w:spacing w:val="-2"/>
+          <w:szCs w:val="21"/>
+        </w:rPr>
+        <w:t>存</w:t>
+      </w:r>
+      <w:r>
+        <w:rPr>
+          <w:rFonts w:hint="eastAsia" w:ascii="宋体" w:hAnsi="宋体" w:eastAsia="宋体" w:cs="宋体"/>
+          <w:szCs w:val="21"/>
+        </w:rPr>
+        <w:t>储</w:t>
+      </w:r>
+      <w:r>
+        <w:rPr>
+          <w:rFonts w:hint="eastAsia" w:ascii="宋体" w:hAnsi="宋体" w:eastAsia="宋体" w:cs="宋体"/>
+          <w:spacing w:val="-2"/>
+          <w:szCs w:val="21"/>
+        </w:rPr>
+        <w:t>器</w:t>
+      </w:r>
+      <w:r>
+        <w:rPr>
+          <w:rFonts w:hint="eastAsia" w:ascii="宋体" w:hAnsi="宋体" w:eastAsia="宋体" w:cs="宋体"/>
+          <w:szCs w:val="21"/>
+        </w:rPr>
+        <w:t>可</w:t>
+      </w:r>
+      <w:r>
+        <w:rPr>
+          <w:rFonts w:hint="eastAsia" w:ascii="宋体" w:hAnsi="宋体" w:eastAsia="宋体" w:cs="宋体"/>
+          <w:spacing w:val="-2"/>
+          <w:szCs w:val="21"/>
+        </w:rPr>
+        <w:t>以</w:t>
+      </w:r>
+      <w:r>
+        <w:rPr>
+          <w:rFonts w:hint="eastAsia" w:ascii="宋体" w:hAnsi="宋体" w:eastAsia="宋体" w:cs="宋体"/>
+          <w:szCs w:val="21"/>
+        </w:rPr>
+        <w:t>通</w:t>
+      </w:r>
+      <w:r>
+        <w:rPr>
+          <w:rFonts w:hint="eastAsia" w:ascii="宋体" w:hAnsi="宋体" w:eastAsia="宋体" w:cs="宋体"/>
+          <w:spacing w:val="-2"/>
+          <w:szCs w:val="21"/>
+        </w:rPr>
+        <w:t>过</w:t>
+      </w:r>
+      <w:r>
+        <w:rPr>
+          <w:rFonts w:hint="eastAsia" w:ascii="宋体" w:hAnsi="宋体" w:eastAsia="宋体" w:cs="宋体"/>
+          <w:szCs w:val="21"/>
+        </w:rPr>
+        <w:t>用</w:t>
+      </w:r>
+      <w:r>
+        <w:rPr>
+          <w:rFonts w:hint="eastAsia" w:ascii="宋体" w:hAnsi="宋体" w:eastAsia="宋体" w:cs="宋体"/>
+          <w:spacing w:val="-2"/>
+          <w:szCs w:val="21"/>
+        </w:rPr>
+        <w:t>户</w:t>
+      </w:r>
+      <w:r>
+        <w:rPr>
+          <w:rFonts w:hint="eastAsia" w:ascii="宋体" w:hAnsi="宋体" w:eastAsia="宋体" w:cs="宋体"/>
+          <w:szCs w:val="21"/>
+        </w:rPr>
+        <w:t>软</w:t>
+      </w:r>
+      <w:r>
+        <w:rPr>
+          <w:rFonts w:hint="eastAsia" w:ascii="宋体" w:hAnsi="宋体" w:eastAsia="宋体" w:cs="宋体"/>
+          <w:spacing w:val="-2"/>
+          <w:szCs w:val="21"/>
+        </w:rPr>
+        <w:t>件</w:t>
+      </w:r>
+      <w:r>
+        <w:rPr>
+          <w:rFonts w:hint="eastAsia" w:ascii="宋体" w:hAnsi="宋体" w:eastAsia="宋体" w:cs="宋体"/>
+          <w:szCs w:val="21"/>
+        </w:rPr>
+        <w:t>和</w:t>
+      </w:r>
+      <w:r>
+        <w:rPr>
+          <w:rFonts w:hint="eastAsia" w:ascii="宋体" w:hAnsi="宋体" w:eastAsia="宋体" w:cs="宋体"/>
+          <w:spacing w:val="-2"/>
+          <w:szCs w:val="21"/>
+        </w:rPr>
+        <w:t>调</w:t>
+      </w:r>
+      <w:r>
+        <w:rPr>
+          <w:rFonts w:hint="eastAsia" w:ascii="宋体" w:hAnsi="宋体" w:eastAsia="宋体" w:cs="宋体"/>
+          <w:szCs w:val="21"/>
+        </w:rPr>
+        <w:t>试</w:t>
+      </w:r>
+      <w:r>
+        <w:rPr>
+          <w:rFonts w:hint="eastAsia" w:ascii="宋体" w:hAnsi="宋体" w:eastAsia="宋体" w:cs="宋体"/>
+          <w:spacing w:val="-2"/>
+          <w:szCs w:val="21"/>
+        </w:rPr>
+        <w:t>接</w:t>
+      </w:r>
+      <w:r>
+        <w:rPr>
+          <w:rFonts w:hint="eastAsia" w:ascii="宋体" w:hAnsi="宋体" w:eastAsia="宋体" w:cs="宋体"/>
+          <w:szCs w:val="21"/>
+        </w:rPr>
+        <w:t>口</w:t>
+      </w:r>
+      <w:r>
+        <w:rPr>
+          <w:rFonts w:hint="eastAsia" w:ascii="宋体" w:hAnsi="宋体" w:eastAsia="宋体" w:cs="宋体"/>
+          <w:spacing w:val="-2"/>
+          <w:szCs w:val="21"/>
+        </w:rPr>
+        <w:t>进</w:t>
+      </w:r>
+      <w:r>
+        <w:rPr>
+          <w:rFonts w:hint="eastAsia" w:ascii="宋体" w:hAnsi="宋体" w:eastAsia="宋体" w:cs="宋体"/>
+          <w:szCs w:val="21"/>
+        </w:rPr>
+        <w:t>行</w:t>
+      </w:r>
+      <w:r>
+        <w:rPr>
+          <w:rFonts w:hint="eastAsia" w:ascii="宋体" w:hAnsi="宋体" w:eastAsia="宋体" w:cs="宋体"/>
+          <w:spacing w:val="-2"/>
+          <w:szCs w:val="21"/>
+        </w:rPr>
+        <w:t>编</w:t>
+      </w:r>
+      <w:r>
+        <w:rPr>
+          <w:rFonts w:hint="eastAsia" w:ascii="宋体" w:hAnsi="宋体" w:eastAsia="宋体" w:cs="宋体"/>
+          <w:szCs w:val="21"/>
+        </w:rPr>
+        <w:t>程。</w:t>
+      </w:r>
+    </w:p>
+    <w:p>
+      <w:pPr>
+        <w:keepNext w:val="0"/>
+        <w:keepLines w:val="0"/>
+        <w:pageBreakBefore w:val="0"/>
+        <w:widowControl w:val="0"/>
+        <w:kinsoku/>
+        <w:wordWrap/>
+        <w:overflowPunct/>
+        <w:topLinePunct w:val="0"/>
+        <w:autoSpaceDE/>
+        <w:autoSpaceDN/>
+        <w:bidi w:val="0"/>
+        <w:adjustRightInd/>
+        <w:snapToGrid/>
+        <w:spacing w:before="5" w:line="312" w:lineRule="exact"/>
+        <w:ind w:left="0" w:leftChars="0" w:right="120" w:rightChars="60" w:firstLine="400" w:firstLineChars="200"/>
+        <w:jc w:val="left"/>
+        <w:textAlignment w:val="auto"/>
+        <w:rPr>
+          <w:rFonts w:hint="eastAsia" w:ascii="宋体" w:hAnsi="宋体" w:eastAsia="宋体" w:cs="宋体"/>
+          <w:spacing w:val="-10"/>
+          <w:szCs w:val="21"/>
+        </w:rPr>
+      </w:pPr>
+      <w:r>
+        <w:rPr>
+          <w:rFonts w:hint="eastAsia" w:ascii="宋体" w:hAnsi="宋体" w:eastAsia="宋体" w:cs="宋体"/>
+          <w:szCs w:val="21"/>
+        </w:rPr>
+        <w:t>闪</w:t>
+      </w:r>
+      <w:r>
+        <w:rPr>
+          <w:rFonts w:hint="eastAsia" w:ascii="宋体" w:hAnsi="宋体" w:eastAsia="宋体" w:cs="宋体"/>
+          <w:spacing w:val="-2"/>
+          <w:szCs w:val="21"/>
+        </w:rPr>
+        <w:t>存</w:t>
+      </w:r>
+      <w:r>
+        <w:rPr>
+          <w:rFonts w:hint="eastAsia" w:ascii="宋体" w:hAnsi="宋体" w:eastAsia="宋体" w:cs="宋体"/>
+          <w:szCs w:val="21"/>
+        </w:rPr>
+        <w:t>控</w:t>
+      </w:r>
+      <w:r>
+        <w:rPr>
+          <w:rFonts w:hint="eastAsia" w:ascii="宋体" w:hAnsi="宋体" w:eastAsia="宋体" w:cs="宋体"/>
+          <w:spacing w:val="-2"/>
+          <w:szCs w:val="21"/>
+        </w:rPr>
+        <w:t>制</w:t>
+      </w:r>
+      <w:r>
+        <w:rPr>
+          <w:rFonts w:hint="eastAsia" w:ascii="宋体" w:hAnsi="宋体" w:eastAsia="宋体" w:cs="宋体"/>
+          <w:szCs w:val="21"/>
+        </w:rPr>
+        <w:t>器</w:t>
+      </w:r>
+      <w:r>
+        <w:rPr>
+          <w:rFonts w:hint="eastAsia" w:ascii="宋体" w:hAnsi="宋体" w:eastAsia="宋体" w:cs="宋体"/>
+          <w:spacing w:val="-2"/>
+          <w:szCs w:val="21"/>
+        </w:rPr>
+        <w:t>处</w:t>
+      </w:r>
+      <w:r>
+        <w:rPr>
+          <w:rFonts w:hint="eastAsia" w:ascii="宋体" w:hAnsi="宋体" w:eastAsia="宋体" w:cs="宋体"/>
+          <w:szCs w:val="21"/>
+        </w:rPr>
+        <w:t>理</w:t>
+      </w:r>
+      <w:r>
+        <w:rPr>
+          <w:rFonts w:hint="eastAsia" w:ascii="宋体" w:hAnsi="宋体" w:eastAsia="宋体" w:cs="宋体"/>
+          <w:spacing w:val="-2"/>
+          <w:szCs w:val="21"/>
+        </w:rPr>
+        <w:t>写</w:t>
+      </w:r>
+      <w:r>
+        <w:rPr>
+          <w:rFonts w:hint="eastAsia" w:ascii="宋体" w:hAnsi="宋体" w:eastAsia="宋体" w:cs="宋体"/>
+          <w:szCs w:val="21"/>
+        </w:rPr>
+        <w:t>入</w:t>
+      </w:r>
+      <w:r>
+        <w:rPr>
+          <w:rFonts w:hint="eastAsia" w:ascii="宋体" w:hAnsi="宋体" w:eastAsia="宋体" w:cs="宋体"/>
+          <w:spacing w:val="-2"/>
+          <w:szCs w:val="21"/>
+        </w:rPr>
+        <w:t>和</w:t>
+      </w:r>
+      <w:r>
+        <w:rPr>
+          <w:rFonts w:hint="eastAsia" w:ascii="宋体" w:hAnsi="宋体" w:eastAsia="宋体" w:cs="宋体"/>
+          <w:szCs w:val="21"/>
+        </w:rPr>
+        <w:t>擦</w:t>
+      </w:r>
+      <w:r>
+        <w:rPr>
+          <w:rFonts w:hint="eastAsia" w:ascii="宋体" w:hAnsi="宋体" w:eastAsia="宋体" w:cs="宋体"/>
+          <w:spacing w:val="-2"/>
+          <w:szCs w:val="21"/>
+        </w:rPr>
+        <w:t>除</w:t>
+      </w:r>
+      <w:r>
+        <w:rPr>
+          <w:rFonts w:hint="eastAsia" w:ascii="宋体" w:hAnsi="宋体" w:eastAsia="宋体" w:cs="宋体"/>
+          <w:szCs w:val="21"/>
+        </w:rPr>
+        <w:t>嵌</w:t>
+      </w:r>
+      <w:r>
+        <w:rPr>
+          <w:rFonts w:hint="eastAsia" w:ascii="宋体" w:hAnsi="宋体" w:eastAsia="宋体" w:cs="宋体"/>
+          <w:spacing w:val="-2"/>
+          <w:szCs w:val="21"/>
+        </w:rPr>
+        <w:t>入</w:t>
+      </w:r>
+      <w:r>
+        <w:rPr>
+          <w:rFonts w:hint="eastAsia" w:ascii="宋体" w:hAnsi="宋体" w:eastAsia="宋体" w:cs="宋体"/>
+          <w:szCs w:val="21"/>
+        </w:rPr>
+        <w:t>式</w:t>
+      </w:r>
+      <w:r>
+        <w:rPr>
+          <w:rFonts w:hint="eastAsia" w:ascii="宋体" w:hAnsi="宋体" w:eastAsia="宋体" w:cs="宋体"/>
+          <w:spacing w:val="-2"/>
+          <w:szCs w:val="21"/>
+        </w:rPr>
+        <w:t>闪</w:t>
+      </w:r>
+      <w:r>
+        <w:rPr>
+          <w:rFonts w:hint="eastAsia" w:ascii="宋体" w:hAnsi="宋体" w:eastAsia="宋体" w:cs="宋体"/>
+          <w:szCs w:val="21"/>
+        </w:rPr>
+        <w:t>存</w:t>
+      </w:r>
+      <w:r>
+        <w:rPr>
+          <w:rFonts w:hint="eastAsia" w:ascii="宋体" w:hAnsi="宋体" w:eastAsia="宋体" w:cs="宋体"/>
+          <w:spacing w:val="-2"/>
+          <w:szCs w:val="21"/>
+        </w:rPr>
+        <w:t>存</w:t>
+      </w:r>
+      <w:r>
+        <w:rPr>
+          <w:rFonts w:hint="eastAsia" w:ascii="宋体" w:hAnsi="宋体" w:eastAsia="宋体" w:cs="宋体"/>
+          <w:szCs w:val="21"/>
+        </w:rPr>
+        <w:t>储</w:t>
+      </w:r>
+      <w:r>
+        <w:rPr>
+          <w:rFonts w:hint="eastAsia" w:ascii="宋体" w:hAnsi="宋体" w:eastAsia="宋体" w:cs="宋体"/>
+          <w:spacing w:val="-2"/>
+          <w:szCs w:val="21"/>
+        </w:rPr>
+        <w:t>器</w:t>
+      </w:r>
+      <w:r>
+        <w:rPr>
+          <w:rFonts w:hint="eastAsia" w:ascii="宋体" w:hAnsi="宋体" w:eastAsia="宋体" w:cs="宋体"/>
+          <w:spacing w:val="-103"/>
+          <w:szCs w:val="21"/>
+        </w:rPr>
+        <w:t>。</w:t>
+      </w:r>
+      <w:r>
+        <w:rPr>
+          <w:rFonts w:hint="eastAsia" w:ascii="宋体" w:hAnsi="宋体" w:eastAsia="宋体" w:cs="宋体"/>
+          <w:spacing w:val="-2"/>
+          <w:szCs w:val="21"/>
+        </w:rPr>
+        <w:t>嵌入</w:t>
+      </w:r>
+      <w:r>
+        <w:rPr>
+          <w:rFonts w:hint="eastAsia" w:ascii="宋体" w:hAnsi="宋体" w:eastAsia="宋体" w:cs="宋体"/>
+          <w:szCs w:val="21"/>
+        </w:rPr>
+        <w:t>式</w:t>
+      </w:r>
+      <w:r>
+        <w:rPr>
+          <w:rFonts w:hint="eastAsia" w:ascii="宋体" w:hAnsi="宋体" w:eastAsia="宋体" w:cs="宋体"/>
+          <w:spacing w:val="-2"/>
+          <w:szCs w:val="21"/>
+        </w:rPr>
+        <w:t>闪</w:t>
+      </w:r>
+      <w:r>
+        <w:rPr>
+          <w:rFonts w:hint="eastAsia" w:ascii="宋体" w:hAnsi="宋体" w:eastAsia="宋体" w:cs="宋体"/>
+          <w:szCs w:val="21"/>
+        </w:rPr>
+        <w:t>存</w:t>
+      </w:r>
+      <w:r>
+        <w:rPr>
+          <w:rFonts w:hint="eastAsia" w:ascii="宋体" w:hAnsi="宋体" w:eastAsia="宋体" w:cs="宋体"/>
+          <w:spacing w:val="-2"/>
+          <w:szCs w:val="21"/>
+        </w:rPr>
+        <w:t>存</w:t>
+      </w:r>
+      <w:r>
+        <w:rPr>
+          <w:rFonts w:hint="eastAsia" w:ascii="宋体" w:hAnsi="宋体" w:eastAsia="宋体" w:cs="宋体"/>
+          <w:szCs w:val="21"/>
+        </w:rPr>
+        <w:t>储</w:t>
+      </w:r>
+      <w:r>
+        <w:rPr>
+          <w:rFonts w:hint="eastAsia" w:ascii="宋体" w:hAnsi="宋体" w:eastAsia="宋体" w:cs="宋体"/>
+          <w:spacing w:val="-2"/>
+          <w:szCs w:val="21"/>
+        </w:rPr>
+        <w:t>器</w:t>
+      </w:r>
+      <w:r>
+        <w:rPr>
+          <w:rFonts w:hint="eastAsia" w:ascii="宋体" w:hAnsi="宋体" w:eastAsia="宋体" w:cs="宋体"/>
+          <w:szCs w:val="21"/>
+        </w:rPr>
+        <w:t>包</w:t>
+      </w:r>
+      <w:r>
+        <w:rPr>
+          <w:rFonts w:hint="eastAsia" w:ascii="宋体" w:hAnsi="宋体" w:eastAsia="宋体" w:cs="宋体"/>
+          <w:spacing w:val="-2"/>
+          <w:szCs w:val="21"/>
+        </w:rPr>
+        <w:t>括</w:t>
+      </w:r>
+      <w:r>
+        <w:rPr>
+          <w:rFonts w:hint="eastAsia" w:ascii="宋体" w:hAnsi="宋体" w:eastAsia="宋体" w:cs="宋体"/>
+          <w:szCs w:val="21"/>
+        </w:rPr>
+        <w:t>多达</w:t>
+      </w:r>
+      <w:r>
+        <w:rPr>
+          <w:rFonts w:hint="eastAsia" w:ascii="宋体" w:hAnsi="宋体" w:eastAsia="宋体" w:cs="宋体"/>
+          <w:spacing w:val="-10"/>
+          <w:szCs w:val="21"/>
+        </w:rPr>
+        <w:t xml:space="preserve"> </w:t>
+      </w:r>
+      <w:r>
+        <w:rPr>
+          <w:rFonts w:hint="eastAsia" w:ascii="宋体" w:hAnsi="宋体" w:eastAsia="宋体" w:cs="宋体"/>
+          <w:w w:val="90"/>
+          <w:szCs w:val="21"/>
+        </w:rPr>
+        <w:t xml:space="preserve">128 </w:t>
+      </w:r>
+      <w:r>
+        <w:rPr>
+          <w:rFonts w:hint="eastAsia" w:ascii="宋体" w:hAnsi="宋体" w:eastAsia="宋体" w:cs="宋体"/>
+          <w:szCs w:val="21"/>
+        </w:rPr>
+        <w:t>页</w:t>
+      </w:r>
+      <w:r>
+        <w:rPr>
+          <w:rFonts w:hint="eastAsia" w:ascii="宋体" w:hAnsi="宋体" w:eastAsia="宋体" w:cs="宋体"/>
+          <w:spacing w:val="-2"/>
+          <w:szCs w:val="21"/>
+        </w:rPr>
+        <w:t>面</w:t>
+      </w:r>
+      <w:r>
+        <w:rPr>
+          <w:rFonts w:hint="eastAsia" w:ascii="宋体" w:hAnsi="宋体" w:eastAsia="宋体" w:cs="宋体"/>
+          <w:spacing w:val="-103"/>
+          <w:szCs w:val="21"/>
+        </w:rPr>
+        <w:t>，</w:t>
+      </w:r>
+      <w:r>
+        <w:rPr>
+          <w:rFonts w:hint="eastAsia" w:ascii="宋体" w:hAnsi="宋体" w:eastAsia="宋体" w:cs="宋体"/>
+          <w:spacing w:val="-2"/>
+          <w:szCs w:val="21"/>
+        </w:rPr>
+        <w:t>每</w:t>
+      </w:r>
+      <w:r>
+        <w:rPr>
+          <w:rFonts w:hint="eastAsia" w:ascii="宋体" w:hAnsi="宋体" w:eastAsia="宋体" w:cs="宋体"/>
+          <w:szCs w:val="21"/>
+        </w:rPr>
+        <w:t>页有</w:t>
+      </w:r>
+      <w:r>
+        <w:rPr>
+          <w:rFonts w:hint="eastAsia" w:ascii="宋体" w:hAnsi="宋体" w:eastAsia="宋体" w:cs="宋体"/>
+          <w:w w:val="90"/>
+          <w:szCs w:val="21"/>
+        </w:rPr>
+        <w:t>2048</w:t>
+      </w:r>
+      <w:r>
+        <w:rPr>
+          <w:rFonts w:hint="eastAsia" w:ascii="宋体" w:hAnsi="宋体" w:eastAsia="宋体" w:cs="宋体"/>
+          <w:spacing w:val="-2"/>
+          <w:w w:val="90"/>
+          <w:szCs w:val="21"/>
+        </w:rPr>
+        <w:t xml:space="preserve"> </w:t>
+      </w:r>
+      <w:r>
+        <w:rPr>
+          <w:rFonts w:hint="eastAsia" w:ascii="宋体" w:hAnsi="宋体" w:eastAsia="宋体" w:cs="宋体"/>
+          <w:szCs w:val="21"/>
+        </w:rPr>
+        <w:t>个</w:t>
+      </w:r>
+      <w:r>
+        <w:rPr>
+          <w:rFonts w:hint="eastAsia" w:ascii="宋体" w:hAnsi="宋体" w:eastAsia="宋体" w:cs="宋体"/>
+          <w:spacing w:val="-2"/>
+          <w:szCs w:val="21"/>
+        </w:rPr>
+        <w:t>字</w:t>
+      </w:r>
+      <w:r>
+        <w:rPr>
+          <w:rFonts w:hint="eastAsia" w:ascii="宋体" w:hAnsi="宋体" w:eastAsia="宋体" w:cs="宋体"/>
+          <w:w w:val="75"/>
+          <w:szCs w:val="21"/>
+        </w:rPr>
+        <w:t>节。</w:t>
+      </w:r>
+    </w:p>
+    <w:p>
+      <w:pPr>
+        <w:keepNext w:val="0"/>
+        <w:keepLines w:val="0"/>
+        <w:pageBreakBefore w:val="0"/>
+        <w:widowControl w:val="0"/>
+        <w:kinsoku/>
+        <w:wordWrap/>
+        <w:overflowPunct/>
+        <w:topLinePunct w:val="0"/>
+        <w:autoSpaceDE/>
+        <w:autoSpaceDN/>
+        <w:bidi w:val="0"/>
+        <w:adjustRightInd/>
+        <w:snapToGrid/>
+        <w:spacing w:before="5" w:line="312" w:lineRule="exact"/>
+        <w:ind w:left="0" w:leftChars="0" w:right="120" w:rightChars="60" w:firstLine="400" w:firstLineChars="200"/>
+        <w:jc w:val="left"/>
+        <w:textAlignment w:val="auto"/>
+        <w:rPr>
+          <w:rFonts w:hint="eastAsia" w:ascii="宋体" w:hAnsi="宋体" w:cs="宋体"/>
+          <w:spacing w:val="-2"/>
+          <w:szCs w:val="21"/>
+          <w:lang w:eastAsia="zh-CN"/>
+        </w:rPr>
+      </w:pPr>
+      <w:r>
+        <w:rPr>
+          <w:rFonts w:hint="eastAsia" w:ascii="宋体" w:hAnsi="宋体" w:eastAsia="宋体" w:cs="宋体"/>
+          <w:szCs w:val="21"/>
+        </w:rPr>
+        <w:t>闪</w:t>
+      </w:r>
+      <w:r>
+        <w:rPr>
+          <w:rFonts w:hint="eastAsia" w:ascii="宋体" w:hAnsi="宋体" w:eastAsia="宋体" w:cs="宋体"/>
+          <w:spacing w:val="-2"/>
+          <w:szCs w:val="21"/>
+        </w:rPr>
+        <w:t>存</w:t>
+      </w:r>
+      <w:r>
+        <w:rPr>
+          <w:rFonts w:hint="eastAsia" w:ascii="宋体" w:hAnsi="宋体" w:eastAsia="宋体" w:cs="宋体"/>
+          <w:szCs w:val="21"/>
+        </w:rPr>
+        <w:t>控</w:t>
+      </w:r>
+      <w:r>
+        <w:rPr>
+          <w:rFonts w:hint="eastAsia" w:ascii="宋体" w:hAnsi="宋体" w:eastAsia="宋体" w:cs="宋体"/>
+          <w:spacing w:val="-2"/>
+          <w:szCs w:val="21"/>
+        </w:rPr>
+        <w:t>制</w:t>
+      </w:r>
+      <w:r>
+        <w:rPr>
+          <w:rFonts w:hint="eastAsia" w:ascii="宋体" w:hAnsi="宋体" w:eastAsia="宋体" w:cs="宋体"/>
+          <w:szCs w:val="21"/>
+        </w:rPr>
+        <w:t>器</w:t>
+      </w:r>
+      <w:r>
+        <w:rPr>
+          <w:rFonts w:hint="eastAsia" w:ascii="宋体" w:hAnsi="宋体" w:eastAsia="宋体" w:cs="宋体"/>
+          <w:spacing w:val="-2"/>
+          <w:szCs w:val="21"/>
+        </w:rPr>
+        <w:t>有</w:t>
+      </w:r>
+      <w:r>
+        <w:rPr>
+          <w:rFonts w:hint="eastAsia" w:ascii="宋体" w:hAnsi="宋体" w:eastAsia="宋体" w:cs="宋体"/>
+          <w:szCs w:val="21"/>
+        </w:rPr>
+        <w:t>如</w:t>
+      </w:r>
+      <w:r>
+        <w:rPr>
+          <w:rFonts w:hint="eastAsia" w:ascii="宋体" w:hAnsi="宋体" w:eastAsia="宋体" w:cs="宋体"/>
+          <w:spacing w:val="-2"/>
+          <w:szCs w:val="21"/>
+        </w:rPr>
+        <w:t>下</w:t>
+      </w:r>
+      <w:r>
+        <w:rPr>
+          <w:rFonts w:hint="eastAsia" w:ascii="宋体" w:hAnsi="宋体" w:eastAsia="宋体" w:cs="宋体"/>
+          <w:szCs w:val="21"/>
+        </w:rPr>
+        <w:t>特</w:t>
+      </w:r>
+      <w:r>
+        <w:rPr>
+          <w:rFonts w:hint="eastAsia" w:ascii="宋体" w:hAnsi="宋体" w:eastAsia="宋体" w:cs="宋体"/>
+          <w:spacing w:val="-2"/>
+          <w:szCs w:val="21"/>
+        </w:rPr>
+        <w:t>性</w:t>
+      </w:r>
+      <w:r>
+        <w:rPr>
+          <w:rFonts w:hint="eastAsia" w:ascii="宋体" w:hAnsi="宋体" w:cs="宋体"/>
+          <w:spacing w:val="-2"/>
+          <w:szCs w:val="21"/>
+          <w:lang w:eastAsia="zh-CN"/>
+        </w:rPr>
+        <w:t>：</w:t>
+      </w:r>
+    </w:p>
+    <w:p>
+      <w:pPr>
+        <w:keepNext w:val="0"/>
+        <w:keepLines w:val="0"/>
+        <w:pageBreakBefore w:val="0"/>
+        <w:widowControl w:val="0"/>
+        <w:numPr>
+          <w:ilvl w:val="0"/>
+          <w:numId w:val="2"/>
+        </w:numPr>
+        <w:tabs>
+          <w:tab w:val="left" w:pos="960"/>
+        </w:tabs>
+        <w:kinsoku/>
+        <w:wordWrap/>
+        <w:overflowPunct/>
+        <w:topLinePunct w:val="0"/>
+        <w:autoSpaceDE/>
+        <w:autoSpaceDN/>
+        <w:bidi w:val="0"/>
+        <w:adjustRightInd/>
+        <w:snapToGrid/>
+        <w:spacing w:line="307" w:lineRule="exact"/>
+        <w:ind w:left="420" w:leftChars="0" w:firstLine="0" w:firstLineChars="0"/>
+        <w:jc w:val="left"/>
+        <w:textAlignment w:val="auto"/>
+        <w:rPr>
+          <w:rFonts w:hint="eastAsia" w:ascii="宋体" w:hAnsi="宋体" w:eastAsia="宋体" w:cs="宋体"/>
+          <w:szCs w:val="21"/>
+        </w:rPr>
+      </w:pPr>
+      <w:r>
+        <w:rPr>
+          <w:rFonts w:hint="eastAsia" w:ascii="宋体" w:hAnsi="宋体" w:eastAsia="宋体" w:cs="宋体"/>
+          <w:w w:val="90"/>
+          <w:szCs w:val="21"/>
+        </w:rPr>
+        <w:t>32</w:t>
+      </w:r>
+      <w:r>
+        <w:rPr>
+          <w:rFonts w:hint="eastAsia" w:ascii="宋体" w:hAnsi="宋体" w:eastAsia="宋体" w:cs="宋体"/>
+          <w:spacing w:val="-2"/>
+          <w:w w:val="90"/>
+          <w:szCs w:val="21"/>
+        </w:rPr>
+        <w:t xml:space="preserve"> </w:t>
+      </w:r>
+      <w:r>
+        <w:rPr>
+          <w:rFonts w:hint="eastAsia" w:ascii="宋体" w:hAnsi="宋体" w:eastAsia="宋体" w:cs="宋体"/>
+          <w:szCs w:val="21"/>
+        </w:rPr>
+        <w:t>位</w:t>
+      </w:r>
+      <w:r>
+        <w:rPr>
+          <w:rFonts w:hint="eastAsia" w:ascii="宋体" w:hAnsi="宋体" w:eastAsia="宋体" w:cs="宋体"/>
+          <w:spacing w:val="-2"/>
+          <w:szCs w:val="21"/>
+        </w:rPr>
+        <w:t>字</w:t>
+      </w:r>
+      <w:r>
+        <w:rPr>
+          <w:rFonts w:hint="eastAsia" w:ascii="宋体" w:hAnsi="宋体" w:eastAsia="宋体" w:cs="宋体"/>
+          <w:szCs w:val="21"/>
+        </w:rPr>
+        <w:t>可</w:t>
+      </w:r>
+      <w:r>
+        <w:rPr>
+          <w:rFonts w:hint="eastAsia" w:ascii="宋体" w:hAnsi="宋体" w:eastAsia="宋体" w:cs="宋体"/>
+          <w:spacing w:val="-2"/>
+          <w:szCs w:val="21"/>
+        </w:rPr>
+        <w:t>编</w:t>
+      </w:r>
+      <w:r>
+        <w:rPr>
+          <w:rFonts w:hint="eastAsia" w:ascii="宋体" w:hAnsi="宋体" w:eastAsia="宋体" w:cs="宋体"/>
+          <w:szCs w:val="21"/>
+        </w:rPr>
+        <w:t>程；</w:t>
+      </w:r>
+    </w:p>
+    <w:p>
+      <w:pPr>
+        <w:keepNext w:val="0"/>
+        <w:keepLines w:val="0"/>
+        <w:pageBreakBefore w:val="0"/>
+        <w:widowControl w:val="0"/>
+        <w:numPr>
+          <w:ilvl w:val="0"/>
+          <w:numId w:val="2"/>
+        </w:numPr>
+        <w:tabs>
+          <w:tab w:val="left" w:pos="960"/>
+        </w:tabs>
+        <w:kinsoku/>
+        <w:wordWrap/>
+        <w:overflowPunct/>
+        <w:topLinePunct w:val="0"/>
+        <w:autoSpaceDE/>
+        <w:autoSpaceDN/>
+        <w:bidi w:val="0"/>
+        <w:adjustRightInd/>
+        <w:snapToGrid/>
+        <w:spacing w:line="312" w:lineRule="exact"/>
+        <w:ind w:left="420" w:leftChars="0" w:firstLine="0" w:firstLineChars="0"/>
+        <w:jc w:val="left"/>
+        <w:textAlignment w:val="auto"/>
+        <w:rPr>
+          <w:rFonts w:hint="eastAsia" w:ascii="宋体" w:hAnsi="宋体" w:eastAsia="宋体" w:cs="宋体"/>
+          <w:szCs w:val="21"/>
+        </w:rPr>
+      </w:pPr>
+      <w:r>
+        <w:rPr>
+          <w:rFonts w:hint="eastAsia" w:ascii="宋体" w:hAnsi="宋体" w:eastAsia="宋体" w:cs="宋体"/>
+          <w:w w:val="90"/>
+          <w:szCs w:val="21"/>
+        </w:rPr>
+        <w:t>32</w:t>
+      </w:r>
+      <w:r>
+        <w:rPr>
+          <w:rFonts w:hint="eastAsia" w:ascii="宋体" w:hAnsi="宋体" w:eastAsia="宋体" w:cs="宋体"/>
+          <w:spacing w:val="-2"/>
+          <w:w w:val="90"/>
+          <w:szCs w:val="21"/>
+        </w:rPr>
+        <w:t xml:space="preserve"> </w:t>
+      </w:r>
+      <w:r>
+        <w:rPr>
+          <w:rFonts w:hint="eastAsia" w:ascii="宋体" w:hAnsi="宋体" w:eastAsia="宋体" w:cs="宋体"/>
+          <w:szCs w:val="21"/>
+        </w:rPr>
+        <w:t>位</w:t>
+      </w:r>
+      <w:r>
+        <w:rPr>
+          <w:rFonts w:hint="eastAsia" w:ascii="宋体" w:hAnsi="宋体" w:eastAsia="宋体" w:cs="宋体"/>
+          <w:spacing w:val="-2"/>
+          <w:szCs w:val="21"/>
+        </w:rPr>
+        <w:t>字</w:t>
+      </w:r>
+      <w:r>
+        <w:rPr>
+          <w:rFonts w:hint="eastAsia" w:ascii="宋体" w:hAnsi="宋体" w:eastAsia="宋体" w:cs="宋体"/>
+          <w:szCs w:val="21"/>
+        </w:rPr>
+        <w:t>可</w:t>
+      </w:r>
+      <w:r>
+        <w:rPr>
+          <w:rFonts w:hint="eastAsia" w:ascii="宋体" w:hAnsi="宋体" w:eastAsia="宋体" w:cs="宋体"/>
+          <w:spacing w:val="-2"/>
+          <w:szCs w:val="21"/>
+        </w:rPr>
+        <w:t>编</w:t>
+      </w:r>
+      <w:r>
+        <w:rPr>
+          <w:rFonts w:hint="eastAsia" w:ascii="宋体" w:hAnsi="宋体" w:eastAsia="宋体" w:cs="宋体"/>
+          <w:szCs w:val="21"/>
+        </w:rPr>
+        <w:t>程；</w:t>
+      </w:r>
+    </w:p>
+    <w:p>
+      <w:pPr>
+        <w:keepNext w:val="0"/>
+        <w:keepLines w:val="0"/>
+        <w:pageBreakBefore w:val="0"/>
+        <w:widowControl w:val="0"/>
+        <w:numPr>
+          <w:ilvl w:val="0"/>
+          <w:numId w:val="2"/>
+        </w:numPr>
+        <w:tabs>
+          <w:tab w:val="left" w:pos="960"/>
+        </w:tabs>
+        <w:kinsoku/>
+        <w:wordWrap/>
+        <w:overflowPunct/>
+        <w:topLinePunct w:val="0"/>
+        <w:autoSpaceDE/>
+        <w:autoSpaceDN/>
+        <w:bidi w:val="0"/>
+        <w:adjustRightInd/>
+        <w:snapToGrid/>
+        <w:spacing w:line="312" w:lineRule="exact"/>
+        <w:ind w:left="420" w:leftChars="0" w:firstLine="0" w:firstLineChars="0"/>
+        <w:jc w:val="left"/>
+        <w:textAlignment w:val="auto"/>
+        <w:rPr>
+          <w:rFonts w:hint="eastAsia" w:ascii="宋体" w:hAnsi="宋体" w:eastAsia="宋体" w:cs="宋体"/>
+          <w:szCs w:val="21"/>
+        </w:rPr>
+      </w:pPr>
+      <w:r>
+        <w:rPr>
+          <w:rFonts w:hint="eastAsia" w:ascii="宋体" w:hAnsi="宋体" w:eastAsia="宋体" w:cs="宋体"/>
+          <w:szCs w:val="21"/>
+        </w:rPr>
+        <w:t>锁</w:t>
+      </w:r>
+      <w:r>
+        <w:rPr>
+          <w:rFonts w:hint="eastAsia" w:ascii="宋体" w:hAnsi="宋体" w:eastAsia="宋体" w:cs="宋体"/>
+          <w:spacing w:val="-2"/>
+          <w:szCs w:val="21"/>
+        </w:rPr>
+        <w:t>位</w:t>
+      </w:r>
+      <w:r>
+        <w:rPr>
+          <w:rFonts w:hint="eastAsia" w:ascii="宋体" w:hAnsi="宋体" w:eastAsia="宋体" w:cs="宋体"/>
+          <w:szCs w:val="21"/>
+        </w:rPr>
+        <w:t>，</w:t>
+      </w:r>
+      <w:r>
+        <w:rPr>
+          <w:rFonts w:hint="eastAsia" w:ascii="宋体" w:hAnsi="宋体" w:eastAsia="宋体" w:cs="宋体"/>
+          <w:spacing w:val="-2"/>
+          <w:szCs w:val="21"/>
+        </w:rPr>
+        <w:t>用</w:t>
+      </w:r>
+      <w:r>
+        <w:rPr>
+          <w:rFonts w:hint="eastAsia" w:ascii="宋体" w:hAnsi="宋体" w:eastAsia="宋体" w:cs="宋体"/>
+          <w:szCs w:val="21"/>
+        </w:rPr>
+        <w:t>于</w:t>
+      </w:r>
+      <w:r>
+        <w:rPr>
+          <w:rFonts w:hint="eastAsia" w:ascii="宋体" w:hAnsi="宋体" w:eastAsia="宋体" w:cs="宋体"/>
+          <w:spacing w:val="-2"/>
+          <w:szCs w:val="21"/>
+        </w:rPr>
+        <w:t>写</w:t>
+      </w:r>
+      <w:r>
+        <w:rPr>
+          <w:rFonts w:hint="eastAsia" w:ascii="宋体" w:hAnsi="宋体" w:eastAsia="宋体" w:cs="宋体"/>
+          <w:szCs w:val="21"/>
+        </w:rPr>
+        <w:t>入</w:t>
+      </w:r>
+      <w:r>
+        <w:rPr>
+          <w:rFonts w:hint="eastAsia" w:ascii="宋体" w:hAnsi="宋体" w:eastAsia="宋体" w:cs="宋体"/>
+          <w:spacing w:val="-2"/>
+          <w:szCs w:val="21"/>
+        </w:rPr>
+        <w:t>保</w:t>
+      </w:r>
+      <w:r>
+        <w:rPr>
+          <w:rFonts w:hint="eastAsia" w:ascii="宋体" w:hAnsi="宋体" w:eastAsia="宋体" w:cs="宋体"/>
+          <w:szCs w:val="21"/>
+        </w:rPr>
+        <w:t>护</w:t>
+      </w:r>
+      <w:r>
+        <w:rPr>
+          <w:rFonts w:hint="eastAsia" w:ascii="宋体" w:hAnsi="宋体" w:eastAsia="宋体" w:cs="宋体"/>
+          <w:spacing w:val="-2"/>
+          <w:szCs w:val="21"/>
+        </w:rPr>
+        <w:t>和</w:t>
+      </w:r>
+      <w:r>
+        <w:rPr>
+          <w:rFonts w:hint="eastAsia" w:ascii="宋体" w:hAnsi="宋体" w:eastAsia="宋体" w:cs="宋体"/>
+          <w:szCs w:val="21"/>
+        </w:rPr>
+        <w:t>代</w:t>
+      </w:r>
+      <w:r>
+        <w:rPr>
+          <w:rFonts w:hint="eastAsia" w:ascii="宋体" w:hAnsi="宋体" w:eastAsia="宋体" w:cs="宋体"/>
+          <w:spacing w:val="-2"/>
+          <w:szCs w:val="21"/>
+        </w:rPr>
+        <w:t>码</w:t>
+      </w:r>
+      <w:r>
+        <w:rPr>
+          <w:rFonts w:hint="eastAsia" w:ascii="宋体" w:hAnsi="宋体" w:eastAsia="宋体" w:cs="宋体"/>
+          <w:szCs w:val="21"/>
+        </w:rPr>
+        <w:t>安全；</w:t>
+      </w:r>
+    </w:p>
+    <w:p>
+      <w:pPr>
+        <w:keepNext w:val="0"/>
+        <w:keepLines w:val="0"/>
+        <w:pageBreakBefore w:val="0"/>
+        <w:widowControl w:val="0"/>
+        <w:numPr>
+          <w:ilvl w:val="0"/>
+          <w:numId w:val="2"/>
+        </w:numPr>
+        <w:tabs>
+          <w:tab w:val="left" w:pos="960"/>
+        </w:tabs>
+        <w:kinsoku/>
+        <w:wordWrap/>
+        <w:overflowPunct/>
+        <w:topLinePunct w:val="0"/>
+        <w:autoSpaceDE/>
+        <w:autoSpaceDN/>
+        <w:bidi w:val="0"/>
+        <w:adjustRightInd/>
+        <w:snapToGrid/>
+        <w:spacing w:line="312" w:lineRule="exact"/>
+        <w:ind w:left="420" w:leftChars="0" w:firstLine="0" w:firstLineChars="0"/>
+        <w:jc w:val="left"/>
+        <w:textAlignment w:val="auto"/>
+        <w:rPr>
+          <w:rFonts w:hint="eastAsia" w:ascii="宋体" w:hAnsi="宋体" w:eastAsia="宋体" w:cs="宋体"/>
+          <w:szCs w:val="21"/>
+        </w:rPr>
+      </w:pPr>
+      <w:r>
+        <w:rPr>
+          <w:rFonts w:hint="eastAsia" w:ascii="宋体" w:hAnsi="宋体" w:eastAsia="宋体" w:cs="宋体"/>
+          <w:szCs w:val="21"/>
+        </w:rPr>
+        <w:t>闪</w:t>
+      </w:r>
+      <w:r>
+        <w:rPr>
+          <w:rFonts w:hint="eastAsia" w:ascii="宋体" w:hAnsi="宋体" w:eastAsia="宋体" w:cs="宋体"/>
+          <w:spacing w:val="-2"/>
+          <w:szCs w:val="21"/>
+        </w:rPr>
+        <w:t>存</w:t>
+      </w:r>
+      <w:r>
+        <w:rPr>
+          <w:rFonts w:hint="eastAsia" w:ascii="宋体" w:hAnsi="宋体" w:eastAsia="宋体" w:cs="宋体"/>
+          <w:szCs w:val="21"/>
+        </w:rPr>
+        <w:t>页</w:t>
+      </w:r>
+      <w:r>
+        <w:rPr>
+          <w:rFonts w:hint="eastAsia" w:ascii="宋体" w:hAnsi="宋体" w:eastAsia="宋体" w:cs="宋体"/>
+          <w:spacing w:val="-2"/>
+          <w:szCs w:val="21"/>
+        </w:rPr>
+        <w:t>面</w:t>
+      </w:r>
+      <w:r>
+        <w:rPr>
+          <w:rFonts w:hint="eastAsia" w:ascii="宋体" w:hAnsi="宋体" w:eastAsia="宋体" w:cs="宋体"/>
+          <w:szCs w:val="21"/>
+        </w:rPr>
+        <w:t>擦</w:t>
+      </w:r>
+      <w:r>
+        <w:rPr>
+          <w:rFonts w:hint="eastAsia" w:ascii="宋体" w:hAnsi="宋体" w:eastAsia="宋体" w:cs="宋体"/>
+          <w:spacing w:val="-2"/>
+          <w:szCs w:val="21"/>
+        </w:rPr>
+        <w:t>除</w:t>
+      </w:r>
+      <w:r>
+        <w:rPr>
+          <w:rFonts w:hint="eastAsia" w:ascii="宋体" w:hAnsi="宋体" w:eastAsia="宋体" w:cs="宋体"/>
+          <w:szCs w:val="21"/>
+        </w:rPr>
+        <w:t>时间</w:t>
+      </w:r>
+      <w:r>
+        <w:rPr>
+          <w:rFonts w:hint="eastAsia" w:ascii="宋体" w:hAnsi="宋体" w:eastAsia="宋体" w:cs="宋体"/>
+          <w:spacing w:val="-8"/>
+          <w:szCs w:val="21"/>
+        </w:rPr>
+        <w:t xml:space="preserve"> </w:t>
+      </w:r>
+      <w:r>
+        <w:rPr>
+          <w:rFonts w:hint="eastAsia" w:ascii="宋体" w:hAnsi="宋体" w:eastAsia="宋体" w:cs="宋体"/>
+          <w:w w:val="90"/>
+          <w:szCs w:val="21"/>
+        </w:rPr>
+        <w:t>20</w:t>
+      </w:r>
+      <w:r>
+        <w:rPr>
+          <w:rFonts w:hint="eastAsia" w:ascii="宋体" w:hAnsi="宋体" w:eastAsia="宋体" w:cs="宋体"/>
+          <w:spacing w:val="-2"/>
+          <w:w w:val="90"/>
+          <w:szCs w:val="21"/>
+        </w:rPr>
+        <w:t xml:space="preserve"> </w:t>
+      </w:r>
+      <w:r>
+        <w:rPr>
+          <w:rFonts w:hint="eastAsia" w:ascii="宋体" w:hAnsi="宋体" w:eastAsia="宋体" w:cs="宋体"/>
+          <w:spacing w:val="-4"/>
+          <w:w w:val="93"/>
+          <w:szCs w:val="21"/>
+        </w:rPr>
+        <w:t>m</w:t>
+      </w:r>
+      <w:r>
+        <w:rPr>
+          <w:rFonts w:hint="eastAsia" w:ascii="宋体" w:hAnsi="宋体" w:eastAsia="宋体" w:cs="宋体"/>
+          <w:w w:val="78"/>
+          <w:szCs w:val="21"/>
+        </w:rPr>
+        <w:t>s；</w:t>
+      </w:r>
+    </w:p>
+    <w:p>
+      <w:pPr>
+        <w:keepNext w:val="0"/>
+        <w:keepLines w:val="0"/>
+        <w:pageBreakBefore w:val="0"/>
+        <w:widowControl w:val="0"/>
+        <w:numPr>
+          <w:ilvl w:val="0"/>
+          <w:numId w:val="2"/>
+        </w:numPr>
+        <w:tabs>
+          <w:tab w:val="left" w:pos="960"/>
+        </w:tabs>
+        <w:kinsoku/>
+        <w:wordWrap/>
+        <w:overflowPunct/>
+        <w:topLinePunct w:val="0"/>
+        <w:autoSpaceDE/>
+        <w:autoSpaceDN/>
+        <w:bidi w:val="0"/>
+        <w:adjustRightInd/>
+        <w:snapToGrid/>
+        <w:spacing w:line="312" w:lineRule="exact"/>
+        <w:ind w:left="420" w:leftChars="0" w:firstLine="0" w:firstLineChars="0"/>
+        <w:jc w:val="left"/>
+        <w:textAlignment w:val="auto"/>
+        <w:rPr>
+          <w:rFonts w:hint="eastAsia" w:ascii="宋体" w:hAnsi="宋体" w:eastAsia="宋体" w:cs="宋体"/>
+          <w:szCs w:val="21"/>
+        </w:rPr>
+      </w:pPr>
+      <w:r>
+        <w:rPr>
+          <w:rFonts w:hint="eastAsia" w:ascii="宋体" w:hAnsi="宋体" w:eastAsia="宋体" w:cs="宋体"/>
+          <w:szCs w:val="21"/>
+        </w:rPr>
+        <w:t>闪</w:t>
+      </w:r>
+      <w:r>
+        <w:rPr>
+          <w:rFonts w:hint="eastAsia" w:ascii="宋体" w:hAnsi="宋体" w:eastAsia="宋体" w:cs="宋体"/>
+          <w:spacing w:val="-2"/>
+          <w:szCs w:val="21"/>
+        </w:rPr>
+        <w:t>存</w:t>
+      </w:r>
+      <w:r>
+        <w:rPr>
+          <w:rFonts w:hint="eastAsia" w:ascii="宋体" w:hAnsi="宋体" w:eastAsia="宋体" w:cs="宋体"/>
+          <w:szCs w:val="21"/>
+        </w:rPr>
+        <w:t>芯</w:t>
+      </w:r>
+      <w:r>
+        <w:rPr>
+          <w:rFonts w:hint="eastAsia" w:ascii="宋体" w:hAnsi="宋体" w:eastAsia="宋体" w:cs="宋体"/>
+          <w:spacing w:val="-2"/>
+          <w:szCs w:val="21"/>
+        </w:rPr>
+        <w:t>片</w:t>
+      </w:r>
+      <w:r>
+        <w:rPr>
+          <w:rFonts w:hint="eastAsia" w:ascii="宋体" w:hAnsi="宋体" w:eastAsia="宋体" w:cs="宋体"/>
+          <w:szCs w:val="21"/>
+        </w:rPr>
+        <w:t>擦</w:t>
+      </w:r>
+      <w:r>
+        <w:rPr>
+          <w:rFonts w:hint="eastAsia" w:ascii="宋体" w:hAnsi="宋体" w:eastAsia="宋体" w:cs="宋体"/>
+          <w:spacing w:val="-2"/>
+          <w:szCs w:val="21"/>
+        </w:rPr>
+        <w:t>除</w:t>
+      </w:r>
+      <w:r>
+        <w:rPr>
+          <w:rFonts w:hint="eastAsia" w:ascii="宋体" w:hAnsi="宋体" w:eastAsia="宋体" w:cs="宋体"/>
+          <w:szCs w:val="21"/>
+        </w:rPr>
+        <w:t>时间</w:t>
+      </w:r>
+      <w:r>
+        <w:rPr>
+          <w:rFonts w:hint="eastAsia" w:ascii="宋体" w:hAnsi="宋体" w:eastAsia="宋体" w:cs="宋体"/>
+          <w:spacing w:val="-8"/>
+          <w:szCs w:val="21"/>
+        </w:rPr>
+        <w:t xml:space="preserve"> </w:t>
+      </w:r>
+      <w:r>
+        <w:rPr>
+          <w:rFonts w:hint="eastAsia" w:ascii="宋体" w:hAnsi="宋体" w:eastAsia="宋体" w:cs="宋体"/>
+          <w:w w:val="90"/>
+          <w:szCs w:val="21"/>
+        </w:rPr>
+        <w:t>200</w:t>
+      </w:r>
+      <w:r>
+        <w:rPr>
+          <w:rFonts w:hint="eastAsia" w:ascii="宋体" w:hAnsi="宋体" w:eastAsia="宋体" w:cs="宋体"/>
+          <w:spacing w:val="-2"/>
+          <w:w w:val="90"/>
+          <w:szCs w:val="21"/>
+        </w:rPr>
+        <w:t xml:space="preserve"> </w:t>
+      </w:r>
+      <w:r>
+        <w:rPr>
+          <w:rFonts w:hint="eastAsia" w:ascii="宋体" w:hAnsi="宋体" w:eastAsia="宋体" w:cs="宋体"/>
+          <w:spacing w:val="-4"/>
+          <w:w w:val="93"/>
+          <w:szCs w:val="21"/>
+        </w:rPr>
+        <w:t>m</w:t>
+      </w:r>
+      <w:r>
+        <w:rPr>
+          <w:rFonts w:hint="eastAsia" w:ascii="宋体" w:hAnsi="宋体" w:eastAsia="宋体" w:cs="宋体"/>
+          <w:w w:val="78"/>
+          <w:szCs w:val="21"/>
+        </w:rPr>
+        <w:t>s；</w:t>
+      </w:r>
+    </w:p>
+    <w:p>
+      <w:pPr>
+        <w:keepNext w:val="0"/>
+        <w:keepLines w:val="0"/>
+        <w:pageBreakBefore w:val="0"/>
+        <w:widowControl w:val="0"/>
+        <w:numPr>
+          <w:ilvl w:val="0"/>
+          <w:numId w:val="2"/>
+        </w:numPr>
+        <w:tabs>
+          <w:tab w:val="left" w:pos="960"/>
+        </w:tabs>
+        <w:kinsoku/>
+        <w:wordWrap/>
+        <w:overflowPunct/>
+        <w:topLinePunct w:val="0"/>
+        <w:autoSpaceDE/>
+        <w:autoSpaceDN/>
+        <w:bidi w:val="0"/>
+        <w:adjustRightInd/>
+        <w:snapToGrid/>
+        <w:spacing w:line="312" w:lineRule="exact"/>
+        <w:ind w:left="420" w:leftChars="0" w:firstLine="0" w:firstLineChars="0"/>
+        <w:jc w:val="left"/>
+        <w:textAlignment w:val="auto"/>
+        <w:rPr>
+          <w:rFonts w:hint="eastAsia" w:ascii="宋体" w:hAnsi="宋体" w:eastAsia="宋体" w:cs="宋体"/>
+          <w:szCs w:val="21"/>
+        </w:rPr>
+      </w:pPr>
+      <w:r>
+        <w:rPr>
+          <w:rFonts w:hint="eastAsia" w:ascii="宋体" w:hAnsi="宋体" w:eastAsia="宋体" w:cs="宋体"/>
+          <w:szCs w:val="21"/>
+        </w:rPr>
+        <w:t>闪</w:t>
+      </w:r>
+      <w:r>
+        <w:rPr>
+          <w:rFonts w:hint="eastAsia" w:ascii="宋体" w:hAnsi="宋体" w:eastAsia="宋体" w:cs="宋体"/>
+          <w:spacing w:val="-2"/>
+          <w:szCs w:val="21"/>
+        </w:rPr>
+        <w:t>存</w:t>
+      </w:r>
+      <w:r>
+        <w:rPr>
+          <w:rFonts w:hint="eastAsia" w:ascii="宋体" w:hAnsi="宋体" w:eastAsia="宋体" w:cs="宋体"/>
+          <w:szCs w:val="21"/>
+        </w:rPr>
+        <w:t>写</w:t>
+      </w:r>
+      <w:r>
+        <w:rPr>
+          <w:rFonts w:hint="eastAsia" w:ascii="宋体" w:hAnsi="宋体" w:eastAsia="宋体" w:cs="宋体"/>
+          <w:spacing w:val="-2"/>
+          <w:szCs w:val="21"/>
+        </w:rPr>
+        <w:t>入</w:t>
+      </w:r>
+      <w:r>
+        <w:rPr>
+          <w:rFonts w:hint="eastAsia" w:ascii="宋体" w:hAnsi="宋体" w:eastAsia="宋体" w:cs="宋体"/>
+          <w:szCs w:val="21"/>
+        </w:rPr>
+        <w:t>时</w:t>
+      </w:r>
+      <w:r>
+        <w:rPr>
+          <w:rFonts w:hint="eastAsia" w:ascii="宋体" w:hAnsi="宋体" w:eastAsia="宋体" w:cs="宋体"/>
+          <w:spacing w:val="-2"/>
+          <w:szCs w:val="21"/>
+        </w:rPr>
+        <w:t>间（</w:t>
+      </w:r>
+      <w:r>
+        <w:rPr>
+          <w:rFonts w:hint="eastAsia" w:ascii="宋体" w:hAnsi="宋体" w:eastAsia="宋体" w:cs="宋体"/>
+          <w:szCs w:val="21"/>
+        </w:rPr>
+        <w:t>4</w:t>
+      </w:r>
+      <w:r>
+        <w:rPr>
+          <w:rFonts w:hint="eastAsia" w:ascii="宋体" w:hAnsi="宋体" w:eastAsia="宋体" w:cs="宋体"/>
+          <w:spacing w:val="-18"/>
+          <w:szCs w:val="21"/>
+        </w:rPr>
+        <w:t xml:space="preserve"> </w:t>
+      </w:r>
+      <w:r>
+        <w:rPr>
+          <w:rFonts w:hint="eastAsia" w:ascii="宋体" w:hAnsi="宋体" w:eastAsia="宋体" w:cs="宋体"/>
+          <w:w w:val="97"/>
+          <w:szCs w:val="21"/>
+        </w:rPr>
+        <w:t>字</w:t>
+      </w:r>
+      <w:r>
+        <w:rPr>
+          <w:rFonts w:hint="eastAsia" w:ascii="宋体" w:hAnsi="宋体" w:eastAsia="宋体" w:cs="宋体"/>
+          <w:spacing w:val="-2"/>
+          <w:w w:val="97"/>
+          <w:szCs w:val="21"/>
+        </w:rPr>
+        <w:t>节）</w:t>
+      </w:r>
+      <w:r>
+        <w:rPr>
+          <w:rFonts w:hint="eastAsia" w:ascii="宋体" w:hAnsi="宋体" w:eastAsia="宋体" w:cs="宋体"/>
+          <w:w w:val="97"/>
+          <w:szCs w:val="21"/>
+        </w:rPr>
+        <w:t>20</w:t>
+      </w:r>
+      <w:r>
+        <w:rPr>
+          <w:rFonts w:hint="eastAsia" w:ascii="宋体" w:hAnsi="宋体" w:eastAsia="宋体" w:cs="宋体"/>
+          <w:spacing w:val="-2"/>
+          <w:w w:val="97"/>
+          <w:szCs w:val="21"/>
+        </w:rPr>
+        <w:t xml:space="preserve"> </w:t>
+      </w:r>
+      <w:r>
+        <w:rPr>
+          <w:rFonts w:hint="eastAsia" w:ascii="宋体" w:hAnsi="宋体" w:eastAsia="宋体" w:cs="宋体"/>
+          <w:szCs w:val="21"/>
+        </w:rPr>
+        <w:t>us。</w:t>
+      </w:r>
+    </w:p>
+    <w:p>
+      <w:pPr>
+        <w:numPr>
+          <w:numId w:val="0"/>
+        </w:numPr>
+        <w:rPr>
+          <w:rFonts w:hint="eastAsia"/>
+          <w:lang w:val="en-US" w:eastAsia="zh-CN"/>
+        </w:rPr>
+      </w:pPr>
+    </w:p>
+    <w:p>
+      <w:pPr>
+        <w:pStyle w:val="2"/>
+        <w:numPr>
+          <w:ilvl w:val="0"/>
+          <w:numId w:val="1"/>
+        </w:numPr>
+        <w:bidi w:val="0"/>
+        <w:ind w:left="0" w:leftChars="0" w:firstLine="0" w:firstLineChars="0"/>
+        <w:outlineLvl w:val="0"/>
+        <w:rPr>
+          <w:rFonts w:hint="eastAsia"/>
+          <w:lang w:val="en-US" w:eastAsia="zh-CN"/>
+        </w:rPr>
+      </w:pPr>
+      <w:r>
+        <w:rPr>
+          <w:rFonts w:hint="eastAsia"/>
+          <w:lang w:val="en-US" w:eastAsia="zh-CN"/>
+        </w:rPr>
+        <w:t>实验目的</w:t>
+      </w:r>
+    </w:p>
+    <w:p>
+      <w:pPr>
+        <w:numPr>
+          <w:ilvl w:val="0"/>
+          <w:numId w:val="3"/>
+        </w:numPr>
+        <w:ind w:leftChars="0"/>
+        <w:rPr>
+          <w:rFonts w:hint="eastAsia" w:ascii="宋体" w:hAnsi="宋体" w:cs="宋体"/>
+          <w:szCs w:val="21"/>
+        </w:rPr>
+      </w:pPr>
+      <w:r>
+        <w:rPr>
+          <w:rFonts w:hint="eastAsia" w:ascii="宋体" w:hAnsi="宋体" w:cs="宋体"/>
+          <w:szCs w:val="21"/>
+        </w:rPr>
+        <w:t>通过本实验了解CC2530 的FLASH配置；</w:t>
+      </w:r>
+    </w:p>
+    <w:p>
+      <w:pPr>
+        <w:numPr>
+          <w:ilvl w:val="0"/>
+          <w:numId w:val="3"/>
+        </w:numPr>
+        <w:ind w:leftChars="0"/>
+        <w:rPr>
+          <w:rFonts w:hint="eastAsia" w:ascii="宋体" w:hAnsi="宋体" w:cs="宋体"/>
+          <w:szCs w:val="21"/>
+          <w:lang w:eastAsia="zh-CN"/>
+        </w:rPr>
+      </w:pPr>
+      <w:r>
+        <w:rPr>
+          <w:rFonts w:hint="eastAsia" w:ascii="宋体" w:hAnsi="宋体" w:cs="宋体"/>
+          <w:szCs w:val="21"/>
+        </w:rPr>
+        <w:t>通过本实验了解CC2530的FLASH功能的运用。</w:t>
       </w:r>
     </w:p>
     <w:p>
@@ -232,6 +1762,7 @@
         <w:outlineLvl w:val="0"/>
         <w:rPr>
           <w:rFonts w:hint="eastAsia"/>
+          <w:lang w:val="en-US" w:eastAsia="zh-CN"/>
         </w:rPr>
       </w:pPr>
       <w:r>
@@ -244,42 +1775,6 @@
           <w:szCs w:val="48"/>
           <w:lang w:val="en-US" w:eastAsia="zh-CN" w:bidi="ar"/>
         </w:rPr>
-        <w:t>二、</w:t>
-      </w:r>
-      <w:r>
-        <w:rPr>
-          <w:rFonts w:hint="eastAsia"/>
-          <w:lang w:val="en-US" w:eastAsia="zh-CN"/>
-        </w:rPr>
-        <w:t>实验目的</w:t>
-      </w:r>
-      <w:bookmarkStart w:id="0" w:name="_GoBack"/>
-      <w:bookmarkEnd w:id="0"/>
-    </w:p>
-    <w:p>
-      <w:pPr>
-        <w:pStyle w:val="2"/>
-        <w:numPr>
-          <w:ilvl w:val="0"/>
-          <w:numId w:val="0"/>
-        </w:numPr>
-        <w:bidi w:val="0"/>
-        <w:outlineLvl w:val="0"/>
-        <w:rPr>
-          <w:rFonts w:hint="eastAsia"/>
-          <w:lang w:val="en-US" w:eastAsia="zh-CN"/>
-        </w:rPr>
-      </w:pPr>
-      <w:r>
-        <w:rPr>
-          <w:rFonts w:hint="eastAsia" w:ascii="宋体" w:hAnsi="宋体" w:eastAsia="宋体" w:cs="宋体"/>
-          <w:b/>
-          <w:bCs/>
-          <w:kern w:val="44"/>
-          <w:sz w:val="48"/>
-          <w:szCs w:val="48"/>
-          <w:lang w:val="en-US" w:eastAsia="zh-CN" w:bidi="ar"/>
-        </w:rPr>
         <w:t>三、</w:t>
       </w:r>
       <w:r>
@@ -335,6 +1830,21 @@
           <w:lang w:val="en-US" w:eastAsia="zh-CN"/>
         </w:rPr>
         <w:t>（2）SmartRF04EB仿真器</w:t>
+      </w:r>
+    </w:p>
+    <w:p>
+      <w:pPr>
+        <w:rPr>
+          <w:rFonts w:hint="default" w:ascii="宋体" w:hAnsi="宋体" w:eastAsia="宋体" w:cs="宋体"/>
+          <w:lang w:val="en-US" w:eastAsia="zh-CN"/>
+        </w:rPr>
+      </w:pPr>
+      <w:r>
+        <w:rPr>
+          <w:rFonts w:hint="eastAsia" w:ascii="宋体" w:hAnsi="宋体" w:cs="宋体"/>
+          <w:lang w:val="en-US" w:eastAsia="zh-CN"/>
+        </w:rPr>
+        <w:t>（3）Micro-USB线</w:t>
       </w:r>
     </w:p>
     <w:p>
@@ -399,6 +1909,31 @@
           <w:lang w:val="en-US" w:eastAsia="zh-CN"/>
         </w:rPr>
         <w:t>集成开发环境。</w:t>
+      </w:r>
+    </w:p>
+    <w:p>
+      <w:pPr>
+        <w:rPr>
+          <w:rFonts w:hint="default" w:ascii="宋体" w:hAnsi="宋体" w:eastAsia="宋体" w:cs="宋体"/>
+          <w:b w:val="0"/>
+          <w:bCs w:val="0"/>
+          <w:color w:val="auto"/>
+          <w:sz w:val="20"/>
+          <w:szCs w:val="20"/>
+          <w:lang w:val="en-US" w:eastAsia="zh-CN"/>
+        </w:rPr>
+      </w:pPr>
+      <w:r>
+        <w:rPr>
+          <w:rFonts w:hint="eastAsia" w:ascii="宋体" w:hAnsi="宋体" w:cs="宋体"/>
+          <w:b w:val="0"/>
+          <w:bCs w:val="0"/>
+          <w:color w:val="auto"/>
+          <w:sz w:val="20"/>
+          <w:szCs w:val="20"/>
+          <w:lang w:val="en-US" w:eastAsia="zh-CN"/>
+        </w:rPr>
+        <w:t>（2）串口调试助手</w:t>
       </w:r>
     </w:p>
     <w:p>
@@ -434,6 +1969,1759 @@
           <w:lang w:val="en-US" w:eastAsia="zh-CN"/>
         </w:rPr>
         <w:t>实验原理</w:t>
+      </w:r>
+    </w:p>
+    <w:p>
+      <w:pPr>
+        <w:pStyle w:val="3"/>
+        <w:bidi w:val="0"/>
+        <w:rPr>
+          <w:rFonts w:hint="eastAsia"/>
+          <w:lang w:val="en-US" w:eastAsia="zh-CN"/>
+        </w:rPr>
+      </w:pPr>
+      <w:r>
+        <w:rPr>
+          <w:rFonts w:hint="eastAsia"/>
+          <w:lang w:val="en-US" w:eastAsia="zh-CN"/>
+        </w:rPr>
+        <w:t>4.1、闪存存储器组织</w:t>
+      </w:r>
+    </w:p>
+    <w:p>
+      <w:pPr>
+        <w:keepNext w:val="0"/>
+        <w:keepLines w:val="0"/>
+        <w:pageBreakBefore w:val="0"/>
+        <w:widowControl w:val="0"/>
+        <w:kinsoku/>
+        <w:wordWrap/>
+        <w:overflowPunct/>
+        <w:topLinePunct w:val="0"/>
+        <w:autoSpaceDE/>
+        <w:autoSpaceDN/>
+        <w:bidi w:val="0"/>
+        <w:adjustRightInd/>
+        <w:snapToGrid/>
+        <w:ind w:firstLine="400" w:firstLineChars="200"/>
+        <w:textAlignment w:val="auto"/>
+        <w:rPr>
+          <w:rFonts w:hint="eastAsia" w:ascii="宋体" w:hAnsi="宋体" w:eastAsia="宋体" w:cs="宋体"/>
+          <w:lang w:val="en-US" w:eastAsia="zh-CN"/>
+        </w:rPr>
+      </w:pPr>
+      <w:r>
+        <w:rPr>
+          <w:rFonts w:hint="eastAsia" w:ascii="宋体" w:hAnsi="宋体" w:eastAsia="宋体" w:cs="宋体"/>
+          <w:lang w:val="en-US" w:eastAsia="zh-CN"/>
+        </w:rPr>
+        <w:t>闪存存储器分为2048字节的闪存页面，闪存页面是存储器内可擦除的最小单元，32位字是可写入闪存的最小可写单元。</w:t>
+      </w:r>
+    </w:p>
+    <w:p>
+      <w:pPr>
+        <w:keepNext w:val="0"/>
+        <w:keepLines w:val="0"/>
+        <w:pageBreakBefore w:val="0"/>
+        <w:widowControl w:val="0"/>
+        <w:kinsoku/>
+        <w:wordWrap/>
+        <w:overflowPunct/>
+        <w:topLinePunct w:val="0"/>
+        <w:autoSpaceDE/>
+        <w:autoSpaceDN/>
+        <w:bidi w:val="0"/>
+        <w:adjustRightInd/>
+        <w:snapToGrid/>
+        <w:ind w:firstLine="400" w:firstLineChars="200"/>
+        <w:textAlignment w:val="auto"/>
+        <w:rPr>
+          <w:rFonts w:hint="default" w:ascii="宋体" w:hAnsi="宋体" w:eastAsia="宋体" w:cs="宋体"/>
+          <w:lang w:val="en-US" w:eastAsia="zh-CN"/>
+        </w:rPr>
+      </w:pPr>
+      <w:r>
+        <w:rPr>
+          <w:rFonts w:hint="eastAsia" w:ascii="宋体" w:hAnsi="宋体" w:eastAsia="宋体" w:cs="宋体"/>
+          <w:lang w:val="en-US" w:eastAsia="zh-CN"/>
+        </w:rPr>
+        <w:t>执行写操作时</w:t>
+      </w:r>
+      <w:r>
+        <w:rPr>
+          <w:rFonts w:hint="eastAsia" w:ascii="宋体" w:hAnsi="宋体" w:cs="宋体"/>
+          <w:lang w:val="en-US" w:eastAsia="zh-CN"/>
+        </w:rPr>
+        <w:t>，闪存存储器使用写入到地址寄存器FADDRH:FADDRL的一个16位地址寻址。执行页面擦除操作时，要被擦除的闪存页面通过寄存器FADDRH前7位寻址。</w:t>
+      </w:r>
+    </w:p>
+    <w:p>
+      <w:pPr>
+        <w:pStyle w:val="3"/>
+        <w:bidi w:val="0"/>
+        <w:rPr>
+          <w:rFonts w:hint="eastAsia"/>
+          <w:lang w:val="en-US" w:eastAsia="zh-CN"/>
+        </w:rPr>
+      </w:pPr>
+      <w:r>
+        <w:rPr>
+          <w:rFonts w:hint="eastAsia"/>
+          <w:lang w:val="en-US" w:eastAsia="zh-CN"/>
+        </w:rPr>
+        <w:t>4.2、闪存写</w:t>
+      </w:r>
+    </w:p>
+    <w:p>
+      <w:pPr>
+        <w:keepNext w:val="0"/>
+        <w:keepLines w:val="0"/>
+        <w:pageBreakBefore w:val="0"/>
+        <w:widowControl w:val="0"/>
+        <w:kinsoku/>
+        <w:wordWrap/>
+        <w:overflowPunct/>
+        <w:topLinePunct w:val="0"/>
+        <w:autoSpaceDE/>
+        <w:autoSpaceDN/>
+        <w:bidi w:val="0"/>
+        <w:adjustRightInd/>
+        <w:snapToGrid/>
+        <w:ind w:firstLine="400" w:firstLineChars="200"/>
+        <w:textAlignment w:val="auto"/>
+        <w:rPr>
+          <w:rFonts w:hint="eastAsia" w:ascii="宋体" w:hAnsi="宋体" w:cs="宋体"/>
+          <w:lang w:val="en-US" w:eastAsia="zh-CN"/>
+        </w:rPr>
+      </w:pPr>
+      <w:r>
+        <w:rPr>
+          <w:rFonts w:hint="eastAsia" w:ascii="宋体" w:hAnsi="宋体" w:cs="宋体"/>
+          <w:lang w:val="en-US" w:eastAsia="zh-CN"/>
+        </w:rPr>
+        <w:t>一般地，页面必须在写入之前擦除，页面擦除操作将设置页面中的所有位为1。</w:t>
+      </w:r>
+    </w:p>
+    <w:p>
+      <w:pPr>
+        <w:pStyle w:val="4"/>
+        <w:bidi w:val="0"/>
+        <w:rPr>
+          <w:rFonts w:hint="eastAsia"/>
+          <w:lang w:val="en-US" w:eastAsia="zh-CN"/>
+        </w:rPr>
+      </w:pPr>
+      <w:r>
+        <w:rPr>
+          <w:rFonts w:hint="eastAsia"/>
+          <w:lang w:val="en-US" w:eastAsia="zh-CN"/>
+        </w:rPr>
+        <w:t>4.2.1、闪存写步骤</w:t>
+      </w:r>
+    </w:p>
+    <w:p>
+      <w:pPr>
+        <w:keepNext w:val="0"/>
+        <w:keepLines w:val="0"/>
+        <w:pageBreakBefore w:val="0"/>
+        <w:widowControl w:val="0"/>
+        <w:kinsoku/>
+        <w:wordWrap/>
+        <w:overflowPunct/>
+        <w:topLinePunct w:val="0"/>
+        <w:autoSpaceDE/>
+        <w:autoSpaceDN/>
+        <w:bidi w:val="0"/>
+        <w:adjustRightInd/>
+        <w:snapToGrid/>
+        <w:ind w:firstLine="400" w:firstLineChars="200"/>
+        <w:textAlignment w:val="auto"/>
+        <w:rPr>
+          <w:rFonts w:hint="eastAsia" w:ascii="宋体" w:hAnsi="宋体" w:eastAsia="宋体" w:cs="宋体"/>
+          <w:lang w:val="en-US" w:eastAsia="zh-CN"/>
+        </w:rPr>
+      </w:pPr>
+      <w:r>
+        <w:rPr>
+          <w:rFonts w:hint="eastAsia" w:ascii="宋体" w:hAnsi="宋体" w:eastAsia="宋体" w:cs="宋体"/>
+          <w:lang w:val="en-US" w:eastAsia="zh-CN"/>
+        </w:rPr>
+        <w:t>闪存进行写操作时，CPU不能读取程序代码，执行闪存写的程序必须从RAM执行，且不能进入低功率模式，此时时钟源应保持不变，并不低于16MHz。</w:t>
+      </w:r>
+    </w:p>
+    <w:p>
+      <w:pPr>
+        <w:keepNext w:val="0"/>
+        <w:keepLines w:val="0"/>
+        <w:pageBreakBefore w:val="0"/>
+        <w:widowControl w:val="0"/>
+        <w:numPr>
+          <w:ilvl w:val="0"/>
+          <w:numId w:val="4"/>
+        </w:numPr>
+        <w:kinsoku/>
+        <w:wordWrap/>
+        <w:overflowPunct/>
+        <w:topLinePunct w:val="0"/>
+        <w:autoSpaceDE/>
+        <w:autoSpaceDN/>
+        <w:bidi w:val="0"/>
+        <w:adjustRightInd/>
+        <w:snapToGrid/>
+        <w:ind w:firstLine="400" w:firstLineChars="200"/>
+        <w:textAlignment w:val="auto"/>
+        <w:rPr>
+          <w:rFonts w:hint="eastAsia" w:ascii="宋体" w:hAnsi="宋体" w:cs="宋体"/>
+          <w:lang w:val="en-US" w:eastAsia="zh-CN"/>
+        </w:rPr>
+      </w:pPr>
+      <w:r>
+        <w:rPr>
+          <w:rFonts w:hint="eastAsia" w:ascii="宋体" w:hAnsi="宋体" w:cs="宋体"/>
+          <w:lang w:val="en-US" w:eastAsia="zh-CN"/>
+        </w:rPr>
+        <w:t>设置地址（FADDRH和FADDRL）为起始地址。</w:t>
+      </w:r>
+    </w:p>
+    <w:p>
+      <w:pPr>
+        <w:keepNext w:val="0"/>
+        <w:keepLines w:val="0"/>
+        <w:pageBreakBefore w:val="0"/>
+        <w:widowControl w:val="0"/>
+        <w:numPr>
+          <w:ilvl w:val="0"/>
+          <w:numId w:val="4"/>
+        </w:numPr>
+        <w:kinsoku/>
+        <w:wordWrap/>
+        <w:overflowPunct/>
+        <w:topLinePunct w:val="0"/>
+        <w:autoSpaceDE/>
+        <w:autoSpaceDN/>
+        <w:bidi w:val="0"/>
+        <w:adjustRightInd/>
+        <w:snapToGrid/>
+        <w:ind w:firstLine="400" w:firstLineChars="200"/>
+        <w:textAlignment w:val="auto"/>
+        <w:rPr>
+          <w:rFonts w:hint="default" w:ascii="宋体" w:hAnsi="宋体" w:cs="宋体"/>
+          <w:lang w:val="en-US" w:eastAsia="zh-CN"/>
+        </w:rPr>
+      </w:pPr>
+      <w:r>
+        <w:rPr>
+          <w:rFonts w:hint="eastAsia" w:ascii="宋体" w:hAnsi="宋体" w:cs="宋体"/>
+          <w:lang w:val="en-US" w:eastAsia="zh-CN"/>
+        </w:rPr>
+        <w:t>将FCTL.WRITE置1，启动写序列。</w:t>
+      </w:r>
+    </w:p>
+    <w:p>
+      <w:pPr>
+        <w:keepNext w:val="0"/>
+        <w:keepLines w:val="0"/>
+        <w:pageBreakBefore w:val="0"/>
+        <w:widowControl w:val="0"/>
+        <w:numPr>
+          <w:ilvl w:val="0"/>
+          <w:numId w:val="4"/>
+        </w:numPr>
+        <w:kinsoku/>
+        <w:wordWrap/>
+        <w:overflowPunct/>
+        <w:topLinePunct w:val="0"/>
+        <w:autoSpaceDE/>
+        <w:autoSpaceDN/>
+        <w:bidi w:val="0"/>
+        <w:adjustRightInd/>
+        <w:snapToGrid/>
+        <w:ind w:firstLine="400" w:firstLineChars="200"/>
+        <w:textAlignment w:val="auto"/>
+        <w:rPr>
+          <w:rFonts w:hint="default" w:ascii="宋体" w:hAnsi="宋体" w:cs="宋体"/>
+          <w:lang w:val="en-US" w:eastAsia="zh-CN"/>
+        </w:rPr>
+      </w:pPr>
+      <w:r>
+        <w:rPr>
+          <w:rFonts w:hint="eastAsia" w:ascii="宋体" w:hAnsi="宋体" w:cs="宋体"/>
+          <w:lang w:val="en-US" w:eastAsia="zh-CN"/>
+        </w:rPr>
+        <w:t>在20us内4次写FWDATA。</w:t>
+      </w:r>
+    </w:p>
+    <w:p>
+      <w:pPr>
+        <w:keepNext w:val="0"/>
+        <w:keepLines w:val="0"/>
+        <w:pageBreakBefore w:val="0"/>
+        <w:widowControl w:val="0"/>
+        <w:numPr>
+          <w:ilvl w:val="0"/>
+          <w:numId w:val="4"/>
+        </w:numPr>
+        <w:kinsoku/>
+        <w:wordWrap/>
+        <w:overflowPunct/>
+        <w:topLinePunct w:val="0"/>
+        <w:autoSpaceDE/>
+        <w:autoSpaceDN/>
+        <w:bidi w:val="0"/>
+        <w:adjustRightInd/>
+        <w:snapToGrid/>
+        <w:ind w:firstLine="400" w:firstLineChars="200"/>
+        <w:textAlignment w:val="auto"/>
+        <w:rPr>
+          <w:rFonts w:hint="default" w:ascii="宋体" w:hAnsi="宋体" w:cs="宋体"/>
+          <w:lang w:val="en-US" w:eastAsia="zh-CN"/>
+        </w:rPr>
+      </w:pPr>
+      <w:r>
+        <w:rPr>
+          <w:rFonts w:hint="eastAsia" w:ascii="宋体" w:hAnsi="宋体" w:cs="宋体"/>
+          <w:lang w:val="en-US" w:eastAsia="zh-CN"/>
+        </w:rPr>
+        <w:t>等待FCTL.FUU变低。</w:t>
+      </w:r>
+    </w:p>
+    <w:p>
+      <w:pPr>
+        <w:keepNext w:val="0"/>
+        <w:keepLines w:val="0"/>
+        <w:pageBreakBefore w:val="0"/>
+        <w:widowControl w:val="0"/>
+        <w:numPr>
+          <w:ilvl w:val="0"/>
+          <w:numId w:val="4"/>
+        </w:numPr>
+        <w:kinsoku/>
+        <w:wordWrap/>
+        <w:overflowPunct/>
+        <w:topLinePunct w:val="0"/>
+        <w:autoSpaceDE/>
+        <w:autoSpaceDN/>
+        <w:bidi w:val="0"/>
+        <w:adjustRightInd/>
+        <w:snapToGrid/>
+        <w:ind w:firstLine="400" w:firstLineChars="200"/>
+        <w:textAlignment w:val="auto"/>
+        <w:rPr>
+          <w:rFonts w:hint="default" w:ascii="宋体" w:hAnsi="宋体" w:cs="宋体"/>
+          <w:lang w:val="en-US" w:eastAsia="zh-CN"/>
+        </w:rPr>
+      </w:pPr>
+      <w:r>
+        <w:rPr>
+          <w:rFonts w:hint="eastAsia" w:ascii="宋体" w:hAnsi="宋体" w:cs="宋体"/>
+          <w:lang w:val="en-US" w:eastAsia="zh-CN"/>
+        </w:rPr>
+        <w:t>检查是否超时或FLASH是否锁定。</w:t>
+      </w:r>
+    </w:p>
+    <w:p>
+      <w:pPr>
+        <w:keepNext w:val="0"/>
+        <w:keepLines w:val="0"/>
+        <w:pageBreakBefore w:val="0"/>
+        <w:widowControl w:val="0"/>
+        <w:numPr>
+          <w:ilvl w:val="0"/>
+          <w:numId w:val="4"/>
+        </w:numPr>
+        <w:kinsoku/>
+        <w:wordWrap/>
+        <w:overflowPunct/>
+        <w:topLinePunct w:val="0"/>
+        <w:autoSpaceDE/>
+        <w:autoSpaceDN/>
+        <w:bidi w:val="0"/>
+        <w:adjustRightInd/>
+        <w:snapToGrid/>
+        <w:ind w:firstLine="400" w:firstLineChars="200"/>
+        <w:textAlignment w:val="auto"/>
+        <w:rPr>
+          <w:rFonts w:hint="default" w:ascii="宋体" w:hAnsi="宋体" w:cs="宋体"/>
+          <w:lang w:val="en-US" w:eastAsia="zh-CN"/>
+        </w:rPr>
+      </w:pPr>
+      <w:r>
+        <w:rPr>
+          <w:rFonts w:hint="eastAsia" w:ascii="宋体" w:hAnsi="宋体" w:cs="宋体"/>
+          <w:lang w:val="en-US" w:eastAsia="zh-CN"/>
+        </w:rPr>
+        <w:t>完成或重复写操作。</w:t>
+      </w:r>
+    </w:p>
+    <w:p>
+      <w:pPr>
+        <w:pStyle w:val="4"/>
+        <w:bidi w:val="0"/>
+        <w:rPr>
+          <w:rFonts w:hint="eastAsia"/>
+          <w:lang w:val="en-US" w:eastAsia="zh-CN"/>
+        </w:rPr>
+      </w:pPr>
+      <w:r>
+        <w:rPr>
+          <w:rFonts w:hint="eastAsia"/>
+          <w:lang w:val="en-US" w:eastAsia="zh-CN"/>
+        </w:rPr>
+        <w:t>4.2.2、写多次到一个字</w:t>
+      </w:r>
+    </w:p>
+    <w:p>
+      <w:pPr>
+        <w:keepNext w:val="0"/>
+        <w:keepLines w:val="0"/>
+        <w:pageBreakBefore w:val="0"/>
+        <w:widowControl w:val="0"/>
+        <w:kinsoku/>
+        <w:wordWrap/>
+        <w:overflowPunct/>
+        <w:topLinePunct w:val="0"/>
+        <w:autoSpaceDE/>
+        <w:autoSpaceDN/>
+        <w:bidi w:val="0"/>
+        <w:adjustRightInd/>
+        <w:snapToGrid/>
+        <w:ind w:firstLine="400" w:firstLineChars="200"/>
+        <w:textAlignment w:val="auto"/>
+        <w:rPr>
+          <w:rFonts w:hint="eastAsia" w:ascii="宋体" w:hAnsi="宋体" w:cs="宋体"/>
+          <w:lang w:val="en-US" w:eastAsia="zh-CN"/>
+        </w:rPr>
+      </w:pPr>
+      <w:r>
+        <w:rPr>
+          <w:rFonts w:hint="eastAsia" w:ascii="宋体" w:hAnsi="宋体" w:cs="宋体"/>
+          <w:lang w:val="en-US" w:eastAsia="zh-CN"/>
+        </w:rPr>
+        <w:t>当写一个字到闪存，0位可以编程为0，1位可以被忽略即保持原来的值不变。因此，位被擦除时全为1，可以通过写入操作改写为0。</w:t>
+      </w:r>
+    </w:p>
+    <w:p>
+      <w:pPr>
+        <w:keepNext w:val="0"/>
+        <w:keepLines w:val="0"/>
+        <w:pageBreakBefore w:val="0"/>
+        <w:widowControl w:val="0"/>
+        <w:kinsoku/>
+        <w:wordWrap/>
+        <w:overflowPunct/>
+        <w:topLinePunct w:val="0"/>
+        <w:autoSpaceDE/>
+        <w:autoSpaceDN/>
+        <w:bidi w:val="0"/>
+        <w:adjustRightInd/>
+        <w:snapToGrid/>
+        <w:ind w:firstLine="400" w:firstLineChars="200"/>
+        <w:textAlignment w:val="auto"/>
+        <w:rPr>
+          <w:rFonts w:hint="eastAsia" w:ascii="宋体" w:hAnsi="宋体" w:cs="宋体"/>
+          <w:lang w:val="en-US" w:eastAsia="zh-CN"/>
+        </w:rPr>
+      </w:pPr>
+      <w:r>
+        <w:rPr>
+          <w:rFonts w:hint="eastAsia" w:ascii="宋体" w:hAnsi="宋体" w:cs="宋体"/>
+          <w:lang w:val="en-US" w:eastAsia="zh-CN"/>
+        </w:rPr>
+        <w:t>每32位字最多可以写入8次，每次写入一个新的4位数据，而不是覆盖整个32位字，最早写入的4位在最低位，最后写入的在最高位。</w:t>
+      </w:r>
+    </w:p>
+    <w:p>
+      <w:pPr>
+        <w:keepNext w:val="0"/>
+        <w:keepLines w:val="0"/>
+        <w:pageBreakBefore w:val="0"/>
+        <w:widowControl w:val="0"/>
+        <w:kinsoku/>
+        <w:wordWrap/>
+        <w:overflowPunct/>
+        <w:topLinePunct w:val="0"/>
+        <w:autoSpaceDE/>
+        <w:autoSpaceDN/>
+        <w:bidi w:val="0"/>
+        <w:adjustRightInd/>
+        <w:snapToGrid/>
+        <w:ind w:firstLine="400" w:firstLineChars="200"/>
+        <w:textAlignment w:val="auto"/>
+        <w:rPr>
+          <w:rFonts w:hint="default" w:ascii="宋体" w:hAnsi="宋体" w:cs="宋体"/>
+          <w:lang w:val="en-US" w:eastAsia="zh-CN"/>
+        </w:rPr>
+      </w:pPr>
+      <w:r>
+        <w:rPr>
+          <w:rFonts w:hint="eastAsia" w:ascii="宋体" w:hAnsi="宋体" w:cs="宋体"/>
+          <w:lang w:val="en-US" w:eastAsia="zh-CN"/>
+        </w:rPr>
+        <w:t>每次只能追加新的0，而不能擦除旧的0。</w:t>
+      </w:r>
+    </w:p>
+    <w:p>
+      <w:pPr>
+        <w:pStyle w:val="4"/>
+        <w:bidi w:val="0"/>
+        <w:rPr>
+          <w:rFonts w:hint="eastAsia"/>
+          <w:lang w:val="en-US" w:eastAsia="zh-CN"/>
+        </w:rPr>
+      </w:pPr>
+      <w:r>
+        <w:rPr>
+          <w:rFonts w:hint="eastAsia"/>
+          <w:lang w:val="en-US" w:eastAsia="zh-CN"/>
+        </w:rPr>
+        <w:t>4.2.3、DMA闪存写</w:t>
+      </w:r>
+    </w:p>
+    <w:p>
+      <w:pPr>
+        <w:keepNext w:val="0"/>
+        <w:keepLines w:val="0"/>
+        <w:pageBreakBefore w:val="0"/>
+        <w:widowControl w:val="0"/>
+        <w:kinsoku/>
+        <w:wordWrap/>
+        <w:overflowPunct/>
+        <w:topLinePunct w:val="0"/>
+        <w:autoSpaceDE/>
+        <w:autoSpaceDN/>
+        <w:bidi w:val="0"/>
+        <w:adjustRightInd/>
+        <w:snapToGrid/>
+        <w:ind w:firstLine="400" w:firstLineChars="200"/>
+        <w:textAlignment w:val="auto"/>
+        <w:rPr>
+          <w:rFonts w:hint="eastAsia" w:ascii="宋体" w:hAnsi="宋体" w:eastAsia="宋体" w:cs="宋体"/>
+          <w:lang w:val="en-US" w:eastAsia="zh-CN"/>
+        </w:rPr>
+      </w:pPr>
+      <w:r>
+        <w:rPr>
+          <w:rFonts w:hint="eastAsia" w:ascii="宋体" w:hAnsi="宋体" w:eastAsia="宋体" w:cs="宋体"/>
+          <w:lang w:val="en-US" w:eastAsia="zh-CN"/>
+        </w:rPr>
+        <w:t>配置一个为单一模式、字节传输且LEN为4的倍数的DMA通道，把数据搬移到FWDATA寄存器的固定目标地址，触发事件为FLASH触发，设置DMA通道为高优先级可以防止中断，当中断时间超过20us时为超时，FCTL.WRITE位置0。</w:t>
+      </w:r>
+    </w:p>
+    <w:p>
+      <w:pPr>
+        <w:pStyle w:val="3"/>
+        <w:bidi w:val="0"/>
+        <w:rPr>
+          <w:rFonts w:hint="eastAsia"/>
+          <w:lang w:val="en-US" w:eastAsia="zh-CN"/>
+        </w:rPr>
+      </w:pPr>
+      <w:r>
+        <w:rPr>
+          <w:rFonts w:hint="eastAsia"/>
+          <w:lang w:val="en-US" w:eastAsia="zh-CN"/>
+        </w:rPr>
+        <w:t>4.3、闪存页面擦除</w:t>
+      </w:r>
+    </w:p>
+    <w:p>
+      <w:pPr>
+        <w:keepNext w:val="0"/>
+        <w:keepLines w:val="0"/>
+        <w:pageBreakBefore w:val="0"/>
+        <w:widowControl w:val="0"/>
+        <w:kinsoku/>
+        <w:wordWrap/>
+        <w:overflowPunct/>
+        <w:topLinePunct w:val="0"/>
+        <w:autoSpaceDE/>
+        <w:autoSpaceDN/>
+        <w:bidi w:val="0"/>
+        <w:adjustRightInd/>
+        <w:snapToGrid/>
+        <w:ind w:firstLine="400" w:firstLineChars="200"/>
+        <w:textAlignment w:val="auto"/>
+        <w:rPr>
+          <w:rFonts w:hint="eastAsia" w:ascii="宋体" w:hAnsi="宋体" w:eastAsia="宋体" w:cs="宋体"/>
+          <w:lang w:val="en-US" w:eastAsia="zh-CN"/>
+        </w:rPr>
+      </w:pPr>
+      <w:r>
+        <w:rPr>
+          <w:rFonts w:hint="eastAsia" w:ascii="宋体" w:hAnsi="宋体" w:eastAsia="宋体" w:cs="宋体"/>
+          <w:lang w:val="en-US" w:eastAsia="zh-CN"/>
+        </w:rPr>
+        <w:t>闪存页面擦除设置页面内所有字节为1，页面擦除将在写入之前执行。擦除页面期间不能进入低功耗模式，此时时钟源应保持不变。</w:t>
+      </w:r>
+    </w:p>
+    <w:p>
+      <w:pPr>
+        <w:keepNext w:val="0"/>
+        <w:keepLines w:val="0"/>
+        <w:widowControl/>
+        <w:suppressLineNumbers w:val="0"/>
+        <w:jc w:val="left"/>
+        <w:rPr>
+          <w:rFonts w:hint="eastAsia" w:ascii="宋体" w:hAnsi="宋体" w:eastAsia="宋体" w:cs="宋体"/>
+          <w:sz w:val="20"/>
+          <w:szCs w:val="20"/>
+        </w:rPr>
+      </w:pPr>
+      <w:r>
+        <w:rPr>
+          <w:rFonts w:hint="eastAsia" w:ascii="宋体" w:hAnsi="宋体" w:eastAsia="宋体" w:cs="宋体"/>
+          <w:color w:val="000000"/>
+          <w:kern w:val="0"/>
+          <w:sz w:val="20"/>
+          <w:szCs w:val="20"/>
+          <w:lang w:val="en-US" w:eastAsia="zh-CN" w:bidi="ar"/>
+        </w:rPr>
+        <w:t>#include &lt;io</w:t>
+      </w:r>
+      <w:r>
+        <w:rPr>
+          <w:rFonts w:hint="eastAsia" w:ascii="宋体" w:hAnsi="宋体" w:cs="宋体"/>
+          <w:color w:val="000000"/>
+          <w:kern w:val="0"/>
+          <w:sz w:val="20"/>
+          <w:szCs w:val="20"/>
+          <w:lang w:val="en-US" w:eastAsia="zh-CN" w:bidi="ar"/>
+        </w:rPr>
+        <w:t>cc</w:t>
+      </w:r>
+      <w:r>
+        <w:rPr>
+          <w:rFonts w:hint="eastAsia" w:ascii="宋体" w:hAnsi="宋体" w:eastAsia="宋体" w:cs="宋体"/>
+          <w:color w:val="000000"/>
+          <w:kern w:val="0"/>
+          <w:sz w:val="20"/>
+          <w:szCs w:val="20"/>
+          <w:lang w:val="en-US" w:eastAsia="zh-CN" w:bidi="ar"/>
+        </w:rPr>
+        <w:t xml:space="preserve">2530.h&gt; </w:t>
+      </w:r>
+    </w:p>
+    <w:p>
+      <w:pPr>
+        <w:keepNext w:val="0"/>
+        <w:keepLines w:val="0"/>
+        <w:widowControl/>
+        <w:suppressLineNumbers w:val="0"/>
+        <w:jc w:val="left"/>
+        <w:rPr>
+          <w:rFonts w:hint="eastAsia" w:ascii="宋体" w:hAnsi="宋体" w:eastAsia="宋体" w:cs="宋体"/>
+          <w:sz w:val="20"/>
+          <w:szCs w:val="20"/>
+        </w:rPr>
+      </w:pPr>
+      <w:r>
+        <w:rPr>
+          <w:rFonts w:hint="eastAsia" w:ascii="宋体" w:hAnsi="宋体" w:eastAsia="宋体" w:cs="宋体"/>
+          <w:color w:val="000000"/>
+          <w:kern w:val="0"/>
+          <w:sz w:val="20"/>
+          <w:szCs w:val="20"/>
+          <w:lang w:val="en-US" w:eastAsia="zh-CN" w:bidi="ar"/>
+        </w:rPr>
+        <w:t xml:space="preserve">unsigned char erase_page_num = 3; </w:t>
+      </w:r>
+      <w:r>
+        <w:rPr>
+          <w:rFonts w:hint="eastAsia" w:ascii="宋体" w:hAnsi="宋体" w:cs="宋体"/>
+          <w:color w:val="000000"/>
+          <w:kern w:val="0"/>
+          <w:sz w:val="20"/>
+          <w:szCs w:val="20"/>
+          <w:lang w:val="en-US" w:eastAsia="zh-CN" w:bidi="ar"/>
+        </w:rPr>
+        <w:tab/>
+      </w:r>
+      <w:r>
+        <w:rPr>
+          <w:rFonts w:hint="eastAsia" w:ascii="宋体" w:hAnsi="宋体" w:eastAsia="宋体" w:cs="宋体"/>
+          <w:color w:val="000000"/>
+          <w:kern w:val="0"/>
+          <w:sz w:val="20"/>
+          <w:szCs w:val="20"/>
+          <w:lang w:val="en-US" w:eastAsia="zh-CN" w:bidi="ar"/>
+        </w:rPr>
+        <w:t>/</w:t>
+      </w:r>
+      <w:r>
+        <w:rPr>
+          <w:rFonts w:hint="eastAsia" w:ascii="宋体" w:hAnsi="宋体" w:cs="宋体"/>
+          <w:color w:val="000000"/>
+          <w:kern w:val="0"/>
+          <w:sz w:val="20"/>
+          <w:szCs w:val="20"/>
+          <w:lang w:val="en-US" w:eastAsia="zh-CN" w:bidi="ar"/>
+        </w:rPr>
+        <w:t>/</w:t>
+      </w:r>
+      <w:r>
+        <w:rPr>
+          <w:rFonts w:hint="eastAsia" w:ascii="宋体" w:hAnsi="宋体" w:eastAsia="宋体" w:cs="宋体"/>
+          <w:color w:val="000000"/>
+          <w:kern w:val="0"/>
+          <w:sz w:val="20"/>
+          <w:szCs w:val="20"/>
+          <w:lang w:val="en-US" w:eastAsia="zh-CN" w:bidi="ar"/>
+        </w:rPr>
+        <w:t>要擦除的页面编号，这里是闪存页面#3</w:t>
+      </w:r>
+    </w:p>
+    <w:p>
+      <w:pPr>
+        <w:keepNext w:val="0"/>
+        <w:keepLines w:val="0"/>
+        <w:widowControl/>
+        <w:suppressLineNumbers w:val="0"/>
+        <w:jc w:val="left"/>
+        <w:rPr>
+          <w:rFonts w:hint="eastAsia" w:ascii="宋体" w:hAnsi="宋体" w:eastAsia="宋体" w:cs="宋体"/>
+          <w:sz w:val="20"/>
+          <w:szCs w:val="20"/>
+        </w:rPr>
+      </w:pPr>
+      <w:r>
+        <w:rPr>
+          <w:rFonts w:hint="eastAsia" w:ascii="宋体" w:hAnsi="宋体" w:eastAsia="宋体" w:cs="宋体"/>
+          <w:color w:val="000000"/>
+          <w:kern w:val="0"/>
+          <w:sz w:val="20"/>
+          <w:szCs w:val="20"/>
+          <w:lang w:val="en-US" w:eastAsia="zh-CN" w:bidi="ar"/>
+        </w:rPr>
+        <w:t xml:space="preserve">/* 擦除一个闪存页面 */ </w:t>
+      </w:r>
+    </w:p>
+    <w:p>
+      <w:pPr>
+        <w:keepNext w:val="0"/>
+        <w:keepLines w:val="0"/>
+        <w:widowControl/>
+        <w:suppressLineNumbers w:val="0"/>
+        <w:jc w:val="left"/>
+        <w:rPr>
+          <w:rFonts w:hint="eastAsia" w:ascii="宋体" w:hAnsi="宋体" w:eastAsia="宋体" w:cs="宋体"/>
+          <w:sz w:val="20"/>
+          <w:szCs w:val="20"/>
+        </w:rPr>
+      </w:pPr>
+      <w:r>
+        <w:rPr>
+          <w:rFonts w:hint="eastAsia" w:ascii="宋体" w:hAnsi="宋体" w:eastAsia="宋体" w:cs="宋体"/>
+          <w:color w:val="000000"/>
+          <w:kern w:val="0"/>
+          <w:sz w:val="20"/>
+          <w:szCs w:val="20"/>
+          <w:lang w:val="en-US" w:eastAsia="zh-CN" w:bidi="ar"/>
+        </w:rPr>
+        <w:t xml:space="preserve">EA = 0; </w:t>
+      </w:r>
+      <w:r>
+        <w:rPr>
+          <w:rFonts w:hint="eastAsia" w:ascii="宋体" w:hAnsi="宋体" w:cs="宋体"/>
+          <w:color w:val="000000"/>
+          <w:kern w:val="0"/>
+          <w:sz w:val="20"/>
+          <w:szCs w:val="20"/>
+          <w:lang w:val="en-US" w:eastAsia="zh-CN" w:bidi="ar"/>
+        </w:rPr>
+        <w:tab/>
+        <w:t/>
+      </w:r>
+      <w:r>
+        <w:rPr>
+          <w:rFonts w:hint="eastAsia" w:ascii="宋体" w:hAnsi="宋体" w:cs="宋体"/>
+          <w:color w:val="000000"/>
+          <w:kern w:val="0"/>
+          <w:sz w:val="20"/>
+          <w:szCs w:val="20"/>
+          <w:lang w:val="en-US" w:eastAsia="zh-CN" w:bidi="ar"/>
+        </w:rPr>
+        <w:tab/>
+        <w:t/>
+      </w:r>
+      <w:r>
+        <w:rPr>
+          <w:rFonts w:hint="eastAsia" w:ascii="宋体" w:hAnsi="宋体" w:cs="宋体"/>
+          <w:color w:val="000000"/>
+          <w:kern w:val="0"/>
+          <w:sz w:val="20"/>
+          <w:szCs w:val="20"/>
+          <w:lang w:val="en-US" w:eastAsia="zh-CN" w:bidi="ar"/>
+        </w:rPr>
+        <w:tab/>
+        <w:t/>
+      </w:r>
+      <w:r>
+        <w:rPr>
+          <w:rFonts w:hint="eastAsia" w:ascii="宋体" w:hAnsi="宋体" w:cs="宋体"/>
+          <w:color w:val="000000"/>
+          <w:kern w:val="0"/>
+          <w:sz w:val="20"/>
+          <w:szCs w:val="20"/>
+          <w:lang w:val="en-US" w:eastAsia="zh-CN" w:bidi="ar"/>
+        </w:rPr>
+        <w:tab/>
+        <w:t/>
+      </w:r>
+      <w:r>
+        <w:rPr>
+          <w:rFonts w:hint="eastAsia" w:ascii="宋体" w:hAnsi="宋体" w:cs="宋体"/>
+          <w:color w:val="000000"/>
+          <w:kern w:val="0"/>
+          <w:sz w:val="20"/>
+          <w:szCs w:val="20"/>
+          <w:lang w:val="en-US" w:eastAsia="zh-CN" w:bidi="ar"/>
+        </w:rPr>
+        <w:tab/>
+        <w:t/>
+      </w:r>
+      <w:r>
+        <w:rPr>
+          <w:rFonts w:hint="eastAsia" w:ascii="宋体" w:hAnsi="宋体" w:cs="宋体"/>
+          <w:color w:val="000000"/>
+          <w:kern w:val="0"/>
+          <w:sz w:val="20"/>
+          <w:szCs w:val="20"/>
+          <w:lang w:val="en-US" w:eastAsia="zh-CN" w:bidi="ar"/>
+        </w:rPr>
+        <w:tab/>
+        <w:t/>
+      </w:r>
+      <w:r>
+        <w:rPr>
+          <w:rFonts w:hint="eastAsia" w:ascii="宋体" w:hAnsi="宋体" w:cs="宋体"/>
+          <w:color w:val="000000"/>
+          <w:kern w:val="0"/>
+          <w:sz w:val="20"/>
+          <w:szCs w:val="20"/>
+          <w:lang w:val="en-US" w:eastAsia="zh-CN" w:bidi="ar"/>
+        </w:rPr>
+        <w:tab/>
+        <w:t/>
+      </w:r>
+      <w:r>
+        <w:rPr>
+          <w:rFonts w:hint="eastAsia" w:ascii="宋体" w:hAnsi="宋体" w:cs="宋体"/>
+          <w:color w:val="000000"/>
+          <w:kern w:val="0"/>
+          <w:sz w:val="20"/>
+          <w:szCs w:val="20"/>
+          <w:lang w:val="en-US" w:eastAsia="zh-CN" w:bidi="ar"/>
+        </w:rPr>
+        <w:tab/>
+      </w:r>
+      <w:r>
+        <w:rPr>
+          <w:rFonts w:hint="eastAsia" w:ascii="宋体" w:hAnsi="宋体" w:eastAsia="宋体" w:cs="宋体"/>
+          <w:color w:val="000000"/>
+          <w:kern w:val="0"/>
+          <w:sz w:val="20"/>
+          <w:szCs w:val="20"/>
+          <w:lang w:val="en-US" w:eastAsia="zh-CN" w:bidi="ar"/>
+        </w:rPr>
+        <w:t>/</w:t>
+      </w:r>
+      <w:r>
+        <w:rPr>
+          <w:rFonts w:hint="eastAsia" w:ascii="宋体" w:hAnsi="宋体" w:cs="宋体"/>
+          <w:color w:val="000000"/>
+          <w:kern w:val="0"/>
+          <w:sz w:val="20"/>
+          <w:szCs w:val="20"/>
+          <w:lang w:val="en-US" w:eastAsia="zh-CN" w:bidi="ar"/>
+        </w:rPr>
+        <w:t>/</w:t>
+      </w:r>
+      <w:r>
+        <w:rPr>
+          <w:rFonts w:hint="eastAsia" w:ascii="宋体" w:hAnsi="宋体" w:eastAsia="宋体" w:cs="宋体"/>
+          <w:color w:val="000000"/>
+          <w:kern w:val="0"/>
+          <w:sz w:val="20"/>
+          <w:szCs w:val="20"/>
+          <w:lang w:val="en-US" w:eastAsia="zh-CN" w:bidi="ar"/>
+        </w:rPr>
+        <w:t>禁用中断</w:t>
+      </w:r>
+    </w:p>
+    <w:p>
+      <w:pPr>
+        <w:keepNext w:val="0"/>
+        <w:keepLines w:val="0"/>
+        <w:widowControl/>
+        <w:suppressLineNumbers w:val="0"/>
+        <w:jc w:val="left"/>
+        <w:rPr>
+          <w:rFonts w:hint="eastAsia" w:ascii="宋体" w:hAnsi="宋体" w:eastAsia="宋体" w:cs="宋体"/>
+          <w:sz w:val="20"/>
+          <w:szCs w:val="20"/>
+        </w:rPr>
+      </w:pPr>
+      <w:r>
+        <w:rPr>
+          <w:rFonts w:hint="eastAsia" w:ascii="宋体" w:hAnsi="宋体" w:eastAsia="宋体" w:cs="宋体"/>
+          <w:color w:val="000000"/>
+          <w:kern w:val="0"/>
+          <w:sz w:val="20"/>
+          <w:szCs w:val="20"/>
+          <w:lang w:val="en-US" w:eastAsia="zh-CN" w:bidi="ar"/>
+        </w:rPr>
+        <w:t xml:space="preserve">while (FCTL &amp; 0x80); </w:t>
+      </w:r>
+      <w:r>
+        <w:rPr>
+          <w:rFonts w:hint="eastAsia" w:ascii="宋体" w:hAnsi="宋体" w:cs="宋体"/>
+          <w:color w:val="000000"/>
+          <w:kern w:val="0"/>
+          <w:sz w:val="20"/>
+          <w:szCs w:val="20"/>
+          <w:lang w:val="en-US" w:eastAsia="zh-CN" w:bidi="ar"/>
+        </w:rPr>
+        <w:tab/>
+        <w:t/>
+      </w:r>
+      <w:r>
+        <w:rPr>
+          <w:rFonts w:hint="eastAsia" w:ascii="宋体" w:hAnsi="宋体" w:cs="宋体"/>
+          <w:color w:val="000000"/>
+          <w:kern w:val="0"/>
+          <w:sz w:val="20"/>
+          <w:szCs w:val="20"/>
+          <w:lang w:val="en-US" w:eastAsia="zh-CN" w:bidi="ar"/>
+        </w:rPr>
+        <w:tab/>
+        <w:t/>
+      </w:r>
+      <w:r>
+        <w:rPr>
+          <w:rFonts w:hint="eastAsia" w:ascii="宋体" w:hAnsi="宋体" w:cs="宋体"/>
+          <w:color w:val="000000"/>
+          <w:kern w:val="0"/>
+          <w:sz w:val="20"/>
+          <w:szCs w:val="20"/>
+          <w:lang w:val="en-US" w:eastAsia="zh-CN" w:bidi="ar"/>
+        </w:rPr>
+        <w:tab/>
+        <w:t/>
+      </w:r>
+      <w:r>
+        <w:rPr>
+          <w:rFonts w:hint="eastAsia" w:ascii="宋体" w:hAnsi="宋体" w:cs="宋体"/>
+          <w:color w:val="000000"/>
+          <w:kern w:val="0"/>
+          <w:sz w:val="20"/>
+          <w:szCs w:val="20"/>
+          <w:lang w:val="en-US" w:eastAsia="zh-CN" w:bidi="ar"/>
+        </w:rPr>
+        <w:tab/>
+      </w:r>
+      <w:r>
+        <w:rPr>
+          <w:rFonts w:hint="eastAsia" w:ascii="宋体" w:hAnsi="宋体" w:eastAsia="宋体" w:cs="宋体"/>
+          <w:color w:val="000000"/>
+          <w:kern w:val="0"/>
+          <w:sz w:val="20"/>
+          <w:szCs w:val="20"/>
+          <w:lang w:val="en-US" w:eastAsia="zh-CN" w:bidi="ar"/>
+        </w:rPr>
+        <w:t>/</w:t>
+      </w:r>
+      <w:r>
+        <w:rPr>
+          <w:rFonts w:hint="eastAsia" w:ascii="宋体" w:hAnsi="宋体" w:cs="宋体"/>
+          <w:color w:val="000000"/>
+          <w:kern w:val="0"/>
+          <w:sz w:val="20"/>
+          <w:szCs w:val="20"/>
+          <w:lang w:val="en-US" w:eastAsia="zh-CN" w:bidi="ar"/>
+        </w:rPr>
+        <w:t>/</w:t>
+      </w:r>
+      <w:r>
+        <w:rPr>
+          <w:rFonts w:hint="eastAsia" w:ascii="宋体" w:hAnsi="宋体" w:eastAsia="宋体" w:cs="宋体"/>
+          <w:color w:val="000000"/>
+          <w:kern w:val="0"/>
+          <w:sz w:val="20"/>
+          <w:szCs w:val="20"/>
+          <w:lang w:val="en-US" w:eastAsia="zh-CN" w:bidi="ar"/>
+        </w:rPr>
+        <w:t xml:space="preserve"> 轮询 FCTL.BUSY 并等待直到闪存控制器准备好 </w:t>
+      </w:r>
+    </w:p>
+    <w:p>
+      <w:pPr>
+        <w:keepNext w:val="0"/>
+        <w:keepLines w:val="0"/>
+        <w:widowControl/>
+        <w:suppressLineNumbers w:val="0"/>
+        <w:jc w:val="left"/>
+        <w:rPr>
+          <w:rFonts w:hint="eastAsia" w:ascii="宋体" w:hAnsi="宋体" w:eastAsia="宋体" w:cs="宋体"/>
+          <w:sz w:val="20"/>
+          <w:szCs w:val="20"/>
+        </w:rPr>
+      </w:pPr>
+      <w:r>
+        <w:rPr>
+          <w:rFonts w:hint="eastAsia" w:ascii="宋体" w:hAnsi="宋体" w:eastAsia="宋体" w:cs="宋体"/>
+          <w:color w:val="000000"/>
+          <w:kern w:val="0"/>
+          <w:sz w:val="20"/>
+          <w:szCs w:val="20"/>
+          <w:lang w:val="en-US" w:eastAsia="zh-CN" w:bidi="ar"/>
+        </w:rPr>
+        <w:t xml:space="preserve">FADDRH = erase_page_num &lt;&lt; 1; </w:t>
+      </w:r>
+      <w:r>
+        <w:rPr>
+          <w:rFonts w:hint="eastAsia" w:ascii="宋体" w:hAnsi="宋体" w:cs="宋体"/>
+          <w:color w:val="000000"/>
+          <w:kern w:val="0"/>
+          <w:sz w:val="20"/>
+          <w:szCs w:val="20"/>
+          <w:lang w:val="en-US" w:eastAsia="zh-CN" w:bidi="ar"/>
+        </w:rPr>
+        <w:tab/>
+        <w:t/>
+      </w:r>
+      <w:r>
+        <w:rPr>
+          <w:rFonts w:hint="eastAsia" w:ascii="宋体" w:hAnsi="宋体" w:cs="宋体"/>
+          <w:color w:val="000000"/>
+          <w:kern w:val="0"/>
+          <w:sz w:val="20"/>
+          <w:szCs w:val="20"/>
+          <w:lang w:val="en-US" w:eastAsia="zh-CN" w:bidi="ar"/>
+        </w:rPr>
+        <w:tab/>
+      </w:r>
+      <w:r>
+        <w:rPr>
+          <w:rFonts w:hint="eastAsia" w:ascii="宋体" w:hAnsi="宋体" w:eastAsia="宋体" w:cs="宋体"/>
+          <w:color w:val="000000"/>
+          <w:kern w:val="0"/>
+          <w:sz w:val="20"/>
+          <w:szCs w:val="20"/>
+          <w:lang w:val="en-US" w:eastAsia="zh-CN" w:bidi="ar"/>
+        </w:rPr>
+        <w:t>/</w:t>
+      </w:r>
+      <w:r>
+        <w:rPr>
+          <w:rFonts w:hint="eastAsia" w:ascii="宋体" w:hAnsi="宋体" w:cs="宋体"/>
+          <w:color w:val="000000"/>
+          <w:kern w:val="0"/>
+          <w:sz w:val="20"/>
+          <w:szCs w:val="20"/>
+          <w:lang w:val="en-US" w:eastAsia="zh-CN" w:bidi="ar"/>
+        </w:rPr>
+        <w:t>/</w:t>
+      </w:r>
+      <w:r>
+        <w:rPr>
+          <w:rFonts w:hint="eastAsia" w:ascii="宋体" w:hAnsi="宋体" w:eastAsia="宋体" w:cs="宋体"/>
+          <w:color w:val="000000"/>
+          <w:kern w:val="0"/>
+          <w:sz w:val="20"/>
+          <w:szCs w:val="20"/>
+          <w:lang w:val="en-US" w:eastAsia="zh-CN" w:bidi="ar"/>
+        </w:rPr>
+        <w:t>通过 FADDRH[7:1]位选择闪存页面</w:t>
+      </w:r>
+    </w:p>
+    <w:p>
+      <w:pPr>
+        <w:keepNext w:val="0"/>
+        <w:keepLines w:val="0"/>
+        <w:widowControl/>
+        <w:suppressLineNumbers w:val="0"/>
+        <w:jc w:val="left"/>
+        <w:rPr>
+          <w:rFonts w:hint="eastAsia" w:ascii="宋体" w:hAnsi="宋体" w:eastAsia="宋体" w:cs="宋体"/>
+          <w:sz w:val="20"/>
+          <w:szCs w:val="20"/>
+        </w:rPr>
+      </w:pPr>
+      <w:r>
+        <w:rPr>
+          <w:rFonts w:hint="eastAsia" w:ascii="宋体" w:hAnsi="宋体" w:eastAsia="宋体" w:cs="宋体"/>
+          <w:color w:val="000000"/>
+          <w:kern w:val="0"/>
+          <w:sz w:val="20"/>
+          <w:szCs w:val="20"/>
+          <w:lang w:val="en-US" w:eastAsia="zh-CN" w:bidi="ar"/>
+        </w:rPr>
+        <w:t xml:space="preserve">FCTL |= 0x01; </w:t>
+      </w:r>
+      <w:r>
+        <w:rPr>
+          <w:rFonts w:hint="eastAsia" w:ascii="宋体" w:hAnsi="宋体" w:cs="宋体"/>
+          <w:color w:val="000000"/>
+          <w:kern w:val="0"/>
+          <w:sz w:val="20"/>
+          <w:szCs w:val="20"/>
+          <w:lang w:val="en-US" w:eastAsia="zh-CN" w:bidi="ar"/>
+        </w:rPr>
+        <w:tab/>
+        <w:t/>
+      </w:r>
+      <w:r>
+        <w:rPr>
+          <w:rFonts w:hint="eastAsia" w:ascii="宋体" w:hAnsi="宋体" w:cs="宋体"/>
+          <w:color w:val="000000"/>
+          <w:kern w:val="0"/>
+          <w:sz w:val="20"/>
+          <w:szCs w:val="20"/>
+          <w:lang w:val="en-US" w:eastAsia="zh-CN" w:bidi="ar"/>
+        </w:rPr>
+        <w:tab/>
+        <w:t/>
+      </w:r>
+      <w:r>
+        <w:rPr>
+          <w:rFonts w:hint="eastAsia" w:ascii="宋体" w:hAnsi="宋体" w:cs="宋体"/>
+          <w:color w:val="000000"/>
+          <w:kern w:val="0"/>
+          <w:sz w:val="20"/>
+          <w:szCs w:val="20"/>
+          <w:lang w:val="en-US" w:eastAsia="zh-CN" w:bidi="ar"/>
+        </w:rPr>
+        <w:tab/>
+        <w:t/>
+      </w:r>
+      <w:r>
+        <w:rPr>
+          <w:rFonts w:hint="eastAsia" w:ascii="宋体" w:hAnsi="宋体" w:cs="宋体"/>
+          <w:color w:val="000000"/>
+          <w:kern w:val="0"/>
+          <w:sz w:val="20"/>
+          <w:szCs w:val="20"/>
+          <w:lang w:val="en-US" w:eastAsia="zh-CN" w:bidi="ar"/>
+        </w:rPr>
+        <w:tab/>
+        <w:t/>
+      </w:r>
+      <w:r>
+        <w:rPr>
+          <w:rFonts w:hint="eastAsia" w:ascii="宋体" w:hAnsi="宋体" w:cs="宋体"/>
+          <w:color w:val="000000"/>
+          <w:kern w:val="0"/>
+          <w:sz w:val="20"/>
+          <w:szCs w:val="20"/>
+          <w:lang w:val="en-US" w:eastAsia="zh-CN" w:bidi="ar"/>
+        </w:rPr>
+        <w:tab/>
+        <w:t/>
+      </w:r>
+      <w:r>
+        <w:rPr>
+          <w:rFonts w:hint="eastAsia" w:ascii="宋体" w:hAnsi="宋体" w:cs="宋体"/>
+          <w:color w:val="000000"/>
+          <w:kern w:val="0"/>
+          <w:sz w:val="20"/>
+          <w:szCs w:val="20"/>
+          <w:lang w:val="en-US" w:eastAsia="zh-CN" w:bidi="ar"/>
+        </w:rPr>
+        <w:tab/>
+      </w:r>
+      <w:r>
+        <w:rPr>
+          <w:rFonts w:hint="eastAsia" w:ascii="宋体" w:hAnsi="宋体" w:eastAsia="宋体" w:cs="宋体"/>
+          <w:color w:val="000000"/>
+          <w:kern w:val="0"/>
+          <w:sz w:val="20"/>
+          <w:szCs w:val="20"/>
+          <w:lang w:val="en-US" w:eastAsia="zh-CN" w:bidi="ar"/>
+        </w:rPr>
+        <w:t>/</w:t>
+      </w:r>
+      <w:r>
+        <w:rPr>
+          <w:rFonts w:hint="eastAsia" w:ascii="宋体" w:hAnsi="宋体" w:cs="宋体"/>
+          <w:color w:val="000000"/>
+          <w:kern w:val="0"/>
+          <w:sz w:val="20"/>
+          <w:szCs w:val="20"/>
+          <w:lang w:val="en-US" w:eastAsia="zh-CN" w:bidi="ar"/>
+        </w:rPr>
+        <w:t>/</w:t>
+      </w:r>
+      <w:r>
+        <w:rPr>
+          <w:rFonts w:hint="eastAsia" w:ascii="宋体" w:hAnsi="宋体" w:eastAsia="宋体" w:cs="宋体"/>
+          <w:color w:val="000000"/>
+          <w:kern w:val="0"/>
+          <w:sz w:val="20"/>
+          <w:szCs w:val="20"/>
+          <w:lang w:val="en-US" w:eastAsia="zh-CN" w:bidi="ar"/>
+        </w:rPr>
+        <w:t>设置 FCTL.ERASE 位启动页面擦除</w:t>
+      </w:r>
+    </w:p>
+    <w:p>
+      <w:pPr>
+        <w:keepNext w:val="0"/>
+        <w:keepLines w:val="0"/>
+        <w:widowControl/>
+        <w:suppressLineNumbers w:val="0"/>
+        <w:jc w:val="left"/>
+        <w:rPr>
+          <w:rFonts w:hint="eastAsia" w:ascii="宋体" w:hAnsi="宋体" w:eastAsia="宋体" w:cs="宋体"/>
+          <w:sz w:val="20"/>
+          <w:szCs w:val="20"/>
+        </w:rPr>
+      </w:pPr>
+      <w:r>
+        <w:rPr>
+          <w:rFonts w:hint="eastAsia" w:ascii="宋体" w:hAnsi="宋体" w:eastAsia="宋体" w:cs="宋体"/>
+          <w:color w:val="000000"/>
+          <w:kern w:val="0"/>
+          <w:sz w:val="20"/>
+          <w:szCs w:val="20"/>
+          <w:lang w:val="en-US" w:eastAsia="zh-CN" w:bidi="ar"/>
+        </w:rPr>
+        <w:t xml:space="preserve">while (FCTL &amp; 0x80); </w:t>
+      </w:r>
+      <w:r>
+        <w:rPr>
+          <w:rFonts w:hint="eastAsia" w:ascii="宋体" w:hAnsi="宋体" w:cs="宋体"/>
+          <w:color w:val="000000"/>
+          <w:kern w:val="0"/>
+          <w:sz w:val="20"/>
+          <w:szCs w:val="20"/>
+          <w:lang w:val="en-US" w:eastAsia="zh-CN" w:bidi="ar"/>
+        </w:rPr>
+        <w:tab/>
+        <w:t/>
+      </w:r>
+      <w:r>
+        <w:rPr>
+          <w:rFonts w:hint="eastAsia" w:ascii="宋体" w:hAnsi="宋体" w:cs="宋体"/>
+          <w:color w:val="000000"/>
+          <w:kern w:val="0"/>
+          <w:sz w:val="20"/>
+          <w:szCs w:val="20"/>
+          <w:lang w:val="en-US" w:eastAsia="zh-CN" w:bidi="ar"/>
+        </w:rPr>
+        <w:tab/>
+        <w:t/>
+      </w:r>
+      <w:r>
+        <w:rPr>
+          <w:rFonts w:hint="eastAsia" w:ascii="宋体" w:hAnsi="宋体" w:cs="宋体"/>
+          <w:color w:val="000000"/>
+          <w:kern w:val="0"/>
+          <w:sz w:val="20"/>
+          <w:szCs w:val="20"/>
+          <w:lang w:val="en-US" w:eastAsia="zh-CN" w:bidi="ar"/>
+        </w:rPr>
+        <w:tab/>
+        <w:t/>
+      </w:r>
+      <w:r>
+        <w:rPr>
+          <w:rFonts w:hint="eastAsia" w:ascii="宋体" w:hAnsi="宋体" w:cs="宋体"/>
+          <w:color w:val="000000"/>
+          <w:kern w:val="0"/>
+          <w:sz w:val="20"/>
+          <w:szCs w:val="20"/>
+          <w:lang w:val="en-US" w:eastAsia="zh-CN" w:bidi="ar"/>
+        </w:rPr>
+        <w:tab/>
+      </w:r>
+      <w:r>
+        <w:rPr>
+          <w:rFonts w:hint="eastAsia" w:ascii="宋体" w:hAnsi="宋体" w:eastAsia="宋体" w:cs="宋体"/>
+          <w:color w:val="000000"/>
+          <w:kern w:val="0"/>
+          <w:sz w:val="20"/>
+          <w:szCs w:val="20"/>
+          <w:lang w:val="en-US" w:eastAsia="zh-CN" w:bidi="ar"/>
+        </w:rPr>
+        <w:t>/</w:t>
+      </w:r>
+      <w:r>
+        <w:rPr>
+          <w:rFonts w:hint="eastAsia" w:ascii="宋体" w:hAnsi="宋体" w:cs="宋体"/>
+          <w:color w:val="000000"/>
+          <w:kern w:val="0"/>
+          <w:sz w:val="20"/>
+          <w:szCs w:val="20"/>
+          <w:lang w:val="en-US" w:eastAsia="zh-CN" w:bidi="ar"/>
+        </w:rPr>
+        <w:t>/</w:t>
+      </w:r>
+      <w:r>
+        <w:rPr>
+          <w:rFonts w:hint="eastAsia" w:ascii="宋体" w:hAnsi="宋体" w:eastAsia="宋体" w:cs="宋体"/>
+          <w:color w:val="000000"/>
+          <w:kern w:val="0"/>
+          <w:sz w:val="20"/>
+          <w:szCs w:val="20"/>
+          <w:lang w:val="en-US" w:eastAsia="zh-CN" w:bidi="ar"/>
+        </w:rPr>
+        <w:t>可选的：等待直到闪存写完成(~20 ms)</w:t>
+      </w:r>
+    </w:p>
+    <w:p>
+      <w:pPr>
+        <w:keepNext w:val="0"/>
+        <w:keepLines w:val="0"/>
+        <w:widowControl/>
+        <w:suppressLineNumbers w:val="0"/>
+        <w:jc w:val="left"/>
+        <w:rPr>
+          <w:rFonts w:hint="eastAsia" w:ascii="宋体" w:hAnsi="宋体" w:eastAsia="宋体" w:cs="宋体"/>
+          <w:lang w:val="en-US" w:eastAsia="zh-CN"/>
+        </w:rPr>
+      </w:pPr>
+      <w:r>
+        <w:rPr>
+          <w:rFonts w:hint="eastAsia" w:ascii="宋体" w:hAnsi="宋体" w:eastAsia="宋体" w:cs="宋体"/>
+          <w:color w:val="000000"/>
+          <w:kern w:val="0"/>
+          <w:sz w:val="20"/>
+          <w:szCs w:val="20"/>
+          <w:lang w:val="en-US" w:eastAsia="zh-CN" w:bidi="ar"/>
+        </w:rPr>
+        <w:t xml:space="preserve">EA = 1; </w:t>
+      </w:r>
+      <w:r>
+        <w:rPr>
+          <w:rFonts w:hint="eastAsia" w:ascii="宋体" w:hAnsi="宋体" w:cs="宋体"/>
+          <w:color w:val="000000"/>
+          <w:kern w:val="0"/>
+          <w:sz w:val="20"/>
+          <w:szCs w:val="20"/>
+          <w:lang w:val="en-US" w:eastAsia="zh-CN" w:bidi="ar"/>
+        </w:rPr>
+        <w:tab/>
+        <w:t/>
+      </w:r>
+      <w:r>
+        <w:rPr>
+          <w:rFonts w:hint="eastAsia" w:ascii="宋体" w:hAnsi="宋体" w:cs="宋体"/>
+          <w:color w:val="000000"/>
+          <w:kern w:val="0"/>
+          <w:sz w:val="20"/>
+          <w:szCs w:val="20"/>
+          <w:lang w:val="en-US" w:eastAsia="zh-CN" w:bidi="ar"/>
+        </w:rPr>
+        <w:tab/>
+        <w:t/>
+      </w:r>
+      <w:r>
+        <w:rPr>
+          <w:rFonts w:hint="eastAsia" w:ascii="宋体" w:hAnsi="宋体" w:cs="宋体"/>
+          <w:color w:val="000000"/>
+          <w:kern w:val="0"/>
+          <w:sz w:val="20"/>
+          <w:szCs w:val="20"/>
+          <w:lang w:val="en-US" w:eastAsia="zh-CN" w:bidi="ar"/>
+        </w:rPr>
+        <w:tab/>
+        <w:t/>
+      </w:r>
+      <w:r>
+        <w:rPr>
+          <w:rFonts w:hint="eastAsia" w:ascii="宋体" w:hAnsi="宋体" w:cs="宋体"/>
+          <w:color w:val="000000"/>
+          <w:kern w:val="0"/>
+          <w:sz w:val="20"/>
+          <w:szCs w:val="20"/>
+          <w:lang w:val="en-US" w:eastAsia="zh-CN" w:bidi="ar"/>
+        </w:rPr>
+        <w:tab/>
+        <w:t/>
+      </w:r>
+      <w:r>
+        <w:rPr>
+          <w:rFonts w:hint="eastAsia" w:ascii="宋体" w:hAnsi="宋体" w:cs="宋体"/>
+          <w:color w:val="000000"/>
+          <w:kern w:val="0"/>
+          <w:sz w:val="20"/>
+          <w:szCs w:val="20"/>
+          <w:lang w:val="en-US" w:eastAsia="zh-CN" w:bidi="ar"/>
+        </w:rPr>
+        <w:tab/>
+        <w:t/>
+      </w:r>
+      <w:r>
+        <w:rPr>
+          <w:rFonts w:hint="eastAsia" w:ascii="宋体" w:hAnsi="宋体" w:cs="宋体"/>
+          <w:color w:val="000000"/>
+          <w:kern w:val="0"/>
+          <w:sz w:val="20"/>
+          <w:szCs w:val="20"/>
+          <w:lang w:val="en-US" w:eastAsia="zh-CN" w:bidi="ar"/>
+        </w:rPr>
+        <w:tab/>
+        <w:t/>
+      </w:r>
+      <w:r>
+        <w:rPr>
+          <w:rFonts w:hint="eastAsia" w:ascii="宋体" w:hAnsi="宋体" w:cs="宋体"/>
+          <w:color w:val="000000"/>
+          <w:kern w:val="0"/>
+          <w:sz w:val="20"/>
+          <w:szCs w:val="20"/>
+          <w:lang w:val="en-US" w:eastAsia="zh-CN" w:bidi="ar"/>
+        </w:rPr>
+        <w:tab/>
+        <w:t/>
+      </w:r>
+      <w:r>
+        <w:rPr>
+          <w:rFonts w:hint="eastAsia" w:ascii="宋体" w:hAnsi="宋体" w:cs="宋体"/>
+          <w:color w:val="000000"/>
+          <w:kern w:val="0"/>
+          <w:sz w:val="20"/>
+          <w:szCs w:val="20"/>
+          <w:lang w:val="en-US" w:eastAsia="zh-CN" w:bidi="ar"/>
+        </w:rPr>
+        <w:tab/>
+      </w:r>
+      <w:r>
+        <w:rPr>
+          <w:rFonts w:hint="eastAsia" w:ascii="宋体" w:hAnsi="宋体" w:eastAsia="宋体" w:cs="宋体"/>
+          <w:color w:val="000000"/>
+          <w:kern w:val="0"/>
+          <w:sz w:val="20"/>
+          <w:szCs w:val="20"/>
+          <w:lang w:val="en-US" w:eastAsia="zh-CN" w:bidi="ar"/>
+        </w:rPr>
+        <w:t>/</w:t>
+      </w:r>
+      <w:r>
+        <w:rPr>
+          <w:rFonts w:hint="eastAsia" w:ascii="宋体" w:hAnsi="宋体" w:cs="宋体"/>
+          <w:color w:val="000000"/>
+          <w:kern w:val="0"/>
+          <w:sz w:val="20"/>
+          <w:szCs w:val="20"/>
+          <w:lang w:val="en-US" w:eastAsia="zh-CN" w:bidi="ar"/>
+        </w:rPr>
+        <w:t>/</w:t>
+      </w:r>
+      <w:r>
+        <w:rPr>
+          <w:rFonts w:hint="eastAsia" w:ascii="宋体" w:hAnsi="宋体" w:eastAsia="宋体" w:cs="宋体"/>
+          <w:color w:val="000000"/>
+          <w:kern w:val="0"/>
+          <w:sz w:val="20"/>
+          <w:szCs w:val="20"/>
+          <w:lang w:val="en-US" w:eastAsia="zh-CN" w:bidi="ar"/>
+        </w:rPr>
+        <w:t>使能中断</w:t>
+      </w:r>
+    </w:p>
+    <w:p>
+      <w:pPr>
+        <w:pStyle w:val="3"/>
+        <w:bidi w:val="0"/>
+        <w:rPr>
+          <w:rFonts w:hint="eastAsia"/>
+          <w:lang w:val="en-US" w:eastAsia="zh-CN"/>
+        </w:rPr>
+      </w:pPr>
+      <w:r>
+        <w:rPr>
+          <w:rFonts w:hint="eastAsia"/>
+          <w:lang w:val="en-US" w:eastAsia="zh-CN"/>
+        </w:rPr>
+        <w:t>4.4、闪存DMA触发</w:t>
+      </w:r>
+    </w:p>
+    <w:p>
+      <w:pPr>
+        <w:keepNext w:val="0"/>
+        <w:keepLines w:val="0"/>
+        <w:pageBreakBefore w:val="0"/>
+        <w:widowControl w:val="0"/>
+        <w:kinsoku/>
+        <w:wordWrap/>
+        <w:overflowPunct/>
+        <w:topLinePunct w:val="0"/>
+        <w:autoSpaceDE/>
+        <w:autoSpaceDN/>
+        <w:bidi w:val="0"/>
+        <w:adjustRightInd/>
+        <w:snapToGrid/>
+        <w:ind w:firstLine="400" w:firstLineChars="200"/>
+        <w:textAlignment w:val="auto"/>
+        <w:rPr>
+          <w:rFonts w:hint="default" w:ascii="宋体" w:hAnsi="宋体" w:eastAsia="宋体" w:cs="宋体"/>
+          <w:lang w:val="en-US" w:eastAsia="zh-CN"/>
+        </w:rPr>
+      </w:pPr>
+      <w:r>
+        <w:rPr>
+          <w:rFonts w:hint="eastAsia" w:ascii="宋体" w:hAnsi="宋体" w:cs="宋体"/>
+          <w:lang w:val="en-US" w:eastAsia="zh-CN"/>
+        </w:rPr>
+        <w:t>配置一个高优先级、触发源为FLASH的DMA通道，再将FTCL.WRITE位置1，闪存控制器每写一次就自动触发DMA把下个字节传输进FWDATA寄存器。</w:t>
+      </w:r>
+    </w:p>
+    <w:p>
+      <w:pPr>
+        <w:pStyle w:val="3"/>
+        <w:bidi w:val="0"/>
+        <w:rPr>
+          <w:rFonts w:hint="eastAsia"/>
+          <w:lang w:val="en-US" w:eastAsia="zh-CN"/>
+        </w:rPr>
+      </w:pPr>
+      <w:r>
+        <w:rPr>
+          <w:rFonts w:hint="eastAsia"/>
+          <w:lang w:val="en-US" w:eastAsia="zh-CN"/>
+        </w:rPr>
+        <w:t>4.5、相关寄存器</w:t>
+      </w:r>
+    </w:p>
+    <w:p>
+      <w:pPr>
+        <w:keepNext w:val="0"/>
+        <w:keepLines w:val="0"/>
+        <w:pageBreakBefore w:val="0"/>
+        <w:widowControl w:val="0"/>
+        <w:kinsoku/>
+        <w:wordWrap/>
+        <w:overflowPunct/>
+        <w:topLinePunct w:val="0"/>
+        <w:autoSpaceDE/>
+        <w:autoSpaceDN/>
+        <w:bidi w:val="0"/>
+        <w:adjustRightInd/>
+        <w:snapToGrid/>
+        <w:ind w:firstLine="400" w:firstLineChars="200"/>
+        <w:textAlignment w:val="auto"/>
+        <w:rPr>
+          <w:rFonts w:hint="eastAsia" w:ascii="宋体" w:hAnsi="宋体" w:eastAsia="宋体" w:cs="宋体"/>
+          <w:lang w:val="en-US" w:eastAsia="zh-CN"/>
+        </w:rPr>
+      </w:pPr>
+      <w:r>
+        <w:rPr>
+          <w:rFonts w:hint="eastAsia" w:ascii="宋体" w:hAnsi="宋体" w:eastAsia="宋体" w:cs="宋体"/>
+          <w:lang w:val="en-US" w:eastAsia="zh-CN"/>
+        </w:rPr>
+        <w:t>FCTL为闪存控制器，执行写操作和页面擦除都与该寄存器相关。也可以用来反应空闲或工作状态。</w:t>
+      </w:r>
+    </w:p>
+    <w:p>
+      <w:pPr>
+        <w:jc w:val="center"/>
+      </w:pPr>
+      <w:bookmarkStart w:id="0" w:name="_GoBack"/>
+      <w:r>
+        <w:drawing>
+          <wp:inline distT="0" distB="0" distL="114300" distR="114300">
+            <wp:extent cx="5271135" cy="4736465"/>
+            <wp:effectExtent l="0" t="0" r="12065" b="635"/>
+            <wp:docPr id="1" name="图片 1"/>
+            <wp:cNvGraphicFramePr>
+              <a:graphicFrameLocks xmlns:a="http://schemas.openxmlformats.org/drawingml/2006/main" noChangeAspect="1"/>
+            </wp:cNvGraphicFramePr>
+            <a:graphic xmlns:a="http://schemas.openxmlformats.org/drawingml/2006/main">
+              <a:graphicData uri="http://schemas.openxmlformats.org/drawingml/2006/picture">
+                <pic:pic xmlns:pic="http://schemas.openxmlformats.org/drawingml/2006/picture">
+                  <pic:nvPicPr>
+                    <pic:cNvPr id="1" name="图片 1"/>
+                    <pic:cNvPicPr>
+                      <a:picLocks noChangeAspect="1"/>
+                    </pic:cNvPicPr>
+                  </pic:nvPicPr>
+                  <pic:blipFill>
+                    <a:blip r:embed="rId6"/>
+                    <a:stretch>
+                      <a:fillRect/>
+                    </a:stretch>
+                  </pic:blipFill>
+                  <pic:spPr>
+                    <a:xfrm>
+                      <a:off x="0" y="0"/>
+                      <a:ext cx="5271135" cy="4736465"/>
+                    </a:xfrm>
+                    <a:prstGeom prst="rect">
+                      <a:avLst/>
+                    </a:prstGeom>
+                    <a:noFill/>
+                    <a:ln>
+                      <a:noFill/>
+                    </a:ln>
+                  </pic:spPr>
+                </pic:pic>
+              </a:graphicData>
+            </a:graphic>
+          </wp:inline>
+        </w:drawing>
+      </w:r>
+      <w:bookmarkEnd w:id="0"/>
+    </w:p>
+    <w:p>
+      <w:pPr>
+        <w:keepNext w:val="0"/>
+        <w:keepLines w:val="0"/>
+        <w:pageBreakBefore w:val="0"/>
+        <w:widowControl w:val="0"/>
+        <w:kinsoku/>
+        <w:wordWrap/>
+        <w:overflowPunct/>
+        <w:topLinePunct w:val="0"/>
+        <w:autoSpaceDE/>
+        <w:autoSpaceDN/>
+        <w:bidi w:val="0"/>
+        <w:adjustRightInd/>
+        <w:snapToGrid/>
+        <w:ind w:firstLine="400" w:firstLineChars="200"/>
+        <w:textAlignment w:val="auto"/>
+        <w:rPr>
+          <w:rFonts w:hint="eastAsia" w:ascii="宋体" w:hAnsi="宋体" w:eastAsia="宋体" w:cs="宋体"/>
+          <w:lang w:val="en-US" w:eastAsia="zh-CN"/>
+        </w:rPr>
+      </w:pPr>
+      <w:r>
+        <w:rPr>
+          <w:rFonts w:hint="eastAsia" w:ascii="宋体" w:hAnsi="宋体" w:eastAsia="宋体" w:cs="宋体"/>
+          <w:lang w:val="en-US" w:eastAsia="zh-CN"/>
+        </w:rPr>
+        <w:t>FWDATA寄存器用于存放闪存写操作时写入的数据。</w:t>
+      </w:r>
+    </w:p>
+    <w:p>
+      <w:pPr>
+        <w:jc w:val="center"/>
+      </w:pPr>
+      <w:r>
+        <w:drawing>
+          <wp:inline distT="0" distB="0" distL="114300" distR="114300">
+            <wp:extent cx="5266690" cy="556260"/>
+            <wp:effectExtent l="0" t="0" r="3810" b="2540"/>
+            <wp:docPr id="2" name="图片 2"/>
+            <wp:cNvGraphicFramePr>
+              <a:graphicFrameLocks xmlns:a="http://schemas.openxmlformats.org/drawingml/2006/main" noChangeAspect="1"/>
+            </wp:cNvGraphicFramePr>
+            <a:graphic xmlns:a="http://schemas.openxmlformats.org/drawingml/2006/main">
+              <a:graphicData uri="http://schemas.openxmlformats.org/drawingml/2006/picture">
+                <pic:pic xmlns:pic="http://schemas.openxmlformats.org/drawingml/2006/picture">
+                  <pic:nvPicPr>
+                    <pic:cNvPr id="2" name="图片 2"/>
+                    <pic:cNvPicPr>
+                      <a:picLocks noChangeAspect="1"/>
+                    </pic:cNvPicPr>
+                  </pic:nvPicPr>
+                  <pic:blipFill>
+                    <a:blip r:embed="rId7"/>
+                    <a:stretch>
+                      <a:fillRect/>
+                    </a:stretch>
+                  </pic:blipFill>
+                  <pic:spPr>
+                    <a:xfrm>
+                      <a:off x="0" y="0"/>
+                      <a:ext cx="5266690" cy="556260"/>
+                    </a:xfrm>
+                    <a:prstGeom prst="rect">
+                      <a:avLst/>
+                    </a:prstGeom>
+                    <a:noFill/>
+                    <a:ln>
+                      <a:noFill/>
+                    </a:ln>
+                  </pic:spPr>
+                </pic:pic>
+              </a:graphicData>
+            </a:graphic>
+          </wp:inline>
+        </w:drawing>
+      </w:r>
+    </w:p>
+    <w:p>
+      <w:pPr>
+        <w:keepNext w:val="0"/>
+        <w:keepLines w:val="0"/>
+        <w:pageBreakBefore w:val="0"/>
+        <w:widowControl w:val="0"/>
+        <w:kinsoku/>
+        <w:wordWrap/>
+        <w:overflowPunct/>
+        <w:topLinePunct w:val="0"/>
+        <w:autoSpaceDE/>
+        <w:autoSpaceDN/>
+        <w:bidi w:val="0"/>
+        <w:adjustRightInd/>
+        <w:snapToGrid/>
+        <w:ind w:firstLine="400" w:firstLineChars="200"/>
+        <w:textAlignment w:val="auto"/>
+        <w:rPr>
+          <w:rFonts w:hint="eastAsia" w:ascii="宋体" w:hAnsi="宋体" w:eastAsia="宋体" w:cs="宋体"/>
+          <w:lang w:val="en-US" w:eastAsia="zh-CN"/>
+        </w:rPr>
+      </w:pPr>
+      <w:r>
+        <w:rPr>
+          <w:rFonts w:hint="eastAsia" w:ascii="宋体" w:hAnsi="宋体" w:eastAsia="宋体" w:cs="宋体"/>
+          <w:lang w:val="en-US" w:eastAsia="zh-CN"/>
+        </w:rPr>
+        <w:t>FADDRH和FADDRL寄存器存放闪存地址和页面地址。</w:t>
+      </w:r>
+    </w:p>
+    <w:p>
+      <w:pPr>
+        <w:jc w:val="center"/>
+        <w:rPr>
+          <w:rFonts w:hint="default"/>
+          <w:lang w:val="en-US" w:eastAsia="zh-CN"/>
+        </w:rPr>
+      </w:pPr>
+      <w:r>
+        <w:drawing>
+          <wp:inline distT="0" distB="0" distL="114300" distR="114300">
+            <wp:extent cx="5269230" cy="1312545"/>
+            <wp:effectExtent l="0" t="0" r="1270" b="8255"/>
+            <wp:docPr id="3" name="图片 3"/>
+            <wp:cNvGraphicFramePr>
+              <a:graphicFrameLocks xmlns:a="http://schemas.openxmlformats.org/drawingml/2006/main" noChangeAspect="1"/>
+            </wp:cNvGraphicFramePr>
+            <a:graphic xmlns:a="http://schemas.openxmlformats.org/drawingml/2006/main">
+              <a:graphicData uri="http://schemas.openxmlformats.org/drawingml/2006/picture">
+                <pic:pic xmlns:pic="http://schemas.openxmlformats.org/drawingml/2006/picture">
+                  <pic:nvPicPr>
+                    <pic:cNvPr id="3" name="图片 3"/>
+                    <pic:cNvPicPr>
+                      <a:picLocks noChangeAspect="1"/>
+                    </pic:cNvPicPr>
+                  </pic:nvPicPr>
+                  <pic:blipFill>
+                    <a:blip r:embed="rId8"/>
+                    <a:stretch>
+                      <a:fillRect/>
+                    </a:stretch>
+                  </pic:blipFill>
+                  <pic:spPr>
+                    <a:xfrm>
+                      <a:off x="0" y="0"/>
+                      <a:ext cx="5269230" cy="1312545"/>
+                    </a:xfrm>
+                    <a:prstGeom prst="rect">
+                      <a:avLst/>
+                    </a:prstGeom>
+                    <a:noFill/>
+                    <a:ln>
+                      <a:noFill/>
+                    </a:ln>
+                  </pic:spPr>
+                </pic:pic>
+              </a:graphicData>
+            </a:graphic>
+          </wp:inline>
+        </w:drawing>
       </w:r>
     </w:p>
     <w:p>
@@ -576,7 +3864,7 @@
 <w:ftr xmlns:wpc="http://schemas.microsoft.com/office/word/2010/wordprocessingCanvas" xmlns:mc="http://schemas.openxmlformats.org/markup-compatibility/2006" xmlns:o="urn:schemas-microsoft-com:office:office" xmlns:r="http://schemas.openxmlformats.org/officeDocument/2006/relationships" xmlns:m="http://schemas.openxmlformats.org/officeDocument/2006/math" xmlns:v="urn:schemas-microsoft-com:vml" xmlns:wp14="http://schemas.microsoft.com/office/word/2010/wordprocessingDrawing" xmlns:wp="http://schemas.openxmlformats.org/drawingml/2006/wordprocessingDrawing" xmlns:w10="urn:schemas-microsoft-com:office:word" xmlns:w="http://schemas.openxmlformats.org/wordprocessingml/2006/main" xmlns:w14="http://schemas.microsoft.com/office/word/2010/wordml" xmlns:w15="http://schemas.microsoft.com/office/word/2012/wordml" xmlns:wpg="http://schemas.microsoft.com/office/word/2010/wordprocessingGroup" xmlns:wpi="http://schemas.microsoft.com/office/word/2010/wordprocessingInk" xmlns:wne="http://schemas.microsoft.com/office/word/2006/wordml" xmlns:wps="http://schemas.microsoft.com/office/word/2010/wordprocessingShape" xmlns:wpsCustomData="http://www.wps.cn/officeDocument/2013/wpsCustomData" mc:Ignorable="w14 w15 wp14">
   <w:p>
     <w:pPr>
-      <w:pStyle w:val="4"/>
+      <w:pStyle w:val="5"/>
     </w:pPr>
     <w:r>
       <w:rPr>
@@ -633,7 +3921,7 @@
                       <w:txbxContent>
                         <w:p>
                           <w:pPr>
-                            <w:pStyle w:val="4"/>
+                            <w:pStyle w:val="5"/>
                           </w:pPr>
                           <w:r>
                             <w:fldChar w:fldCharType="begin"/>
@@ -673,7 +3961,7 @@
                 <w:txbxContent>
                   <w:p>
                     <w:pPr>
-                      <w:pStyle w:val="4"/>
+                      <w:pStyle w:val="5"/>
                     </w:pPr>
                     <w:r>
                       <w:fldChar w:fldCharType="begin"/>
@@ -706,7 +3994,7 @@
 <w:hdr xmlns:wpc="http://schemas.microsoft.com/office/word/2010/wordprocessingCanvas" xmlns:mc="http://schemas.openxmlformats.org/markup-compatibility/2006" xmlns:o="urn:schemas-microsoft-com:office:office" xmlns:r="http://schemas.openxmlformats.org/officeDocument/2006/relationships" xmlns:m="http://schemas.openxmlformats.org/officeDocument/2006/math" xmlns:v="urn:schemas-microsoft-com:vml" xmlns:wp14="http://schemas.microsoft.com/office/word/2010/wordprocessingDrawing" xmlns:wp="http://schemas.openxmlformats.org/drawingml/2006/wordprocessingDrawing" xmlns:w10="urn:schemas-microsoft-com:office:word" xmlns:w="http://schemas.openxmlformats.org/wordprocessingml/2006/main" xmlns:w14="http://schemas.microsoft.com/office/word/2010/wordml" xmlns:w15="http://schemas.microsoft.com/office/word/2012/wordml" xmlns:wpg="http://schemas.microsoft.com/office/word/2010/wordprocessingGroup" xmlns:wpi="http://schemas.microsoft.com/office/word/2010/wordprocessingInk" xmlns:wne="http://schemas.microsoft.com/office/word/2006/wordml" xmlns:wps="http://schemas.microsoft.com/office/word/2010/wordprocessingShape" xmlns:wpsCustomData="http://www.wps.cn/officeDocument/2013/wpsCustomData" mc:Ignorable="w14 w15 wp14">
   <w:p>
     <w:pPr>
-      <w:pStyle w:val="5"/>
+      <w:pStyle w:val="6"/>
       <w:jc w:val="left"/>
       <w:rPr>
         <w:rFonts w:hint="default" w:eastAsia="宋体"/>
@@ -724,6 +4012,204 @@
 </w:hdr>
 </file>
 
+<file path=word/numbering.xml><?xml version="1.0" encoding="utf-8"?>
+<w:numbering xmlns:wpc="http://schemas.microsoft.com/office/word/2010/wordprocessingCanvas" xmlns:mc="http://schemas.openxmlformats.org/markup-compatibility/2006" xmlns:o="urn:schemas-microsoft-com:office:office" xmlns:r="http://schemas.openxmlformats.org/officeDocument/2006/relationships" xmlns:m="http://schemas.openxmlformats.org/officeDocument/2006/math" xmlns:v="urn:schemas-microsoft-com:vml" xmlns:wp14="http://schemas.microsoft.com/office/word/2010/wordprocessingDrawing" xmlns:wp="http://schemas.openxmlformats.org/drawingml/2006/wordprocessingDrawing" xmlns:w10="urn:schemas-microsoft-com:office:word" xmlns:w="http://schemas.openxmlformats.org/wordprocessingml/2006/main" xmlns:w14="http://schemas.microsoft.com/office/word/2010/wordml" xmlns:wpg="http://schemas.microsoft.com/office/word/2010/wordprocessingGroup" xmlns:wpi="http://schemas.microsoft.com/office/word/2010/wordprocessingInk" xmlns:wne="http://schemas.microsoft.com/office/word/2006/wordml" xmlns:wps="http://schemas.microsoft.com/office/word/2010/wordprocessingShape" xmlns:wpsCustomData="http://www.wps.cn/officeDocument/2013/wpsCustomData" mc:Ignorable="w14 wp14">
+  <w:abstractNum w:abstractNumId="0">
+    <w:nsid w:val="A1C36BB8"/>
+    <w:multiLevelType w:val="singleLevel"/>
+    <w:tmpl w:val="A1C36BB8"/>
+    <w:lvl w:ilvl="0" w:tentative="0">
+      <w:start w:val="1"/>
+      <w:numFmt w:val="decimal"/>
+      <w:suff w:val="nothing"/>
+      <w:lvlText w:val="（%1）"/>
+      <w:lvlJc w:val="left"/>
+    </w:lvl>
+  </w:abstractNum>
+  <w:abstractNum w:abstractNumId="1">
+    <w:nsid w:val="A6B04B2A"/>
+    <w:multiLevelType w:val="singleLevel"/>
+    <w:tmpl w:val="A6B04B2A"/>
+    <w:lvl w:ilvl="0" w:tentative="0">
+      <w:start w:val="1"/>
+      <w:numFmt w:val="decimal"/>
+      <w:suff w:val="nothing"/>
+      <w:lvlText w:val="%1、"/>
+      <w:lvlJc w:val="left"/>
+    </w:lvl>
+  </w:abstractNum>
+  <w:abstractNum w:abstractNumId="2">
+    <w:nsid w:val="FBDCE83A"/>
+    <w:multiLevelType w:val="singleLevel"/>
+    <w:tmpl w:val="FBDCE83A"/>
+    <w:lvl w:ilvl="0" w:tentative="0">
+      <w:start w:val="1"/>
+      <w:numFmt w:val="chineseCounting"/>
+      <w:suff w:val="nothing"/>
+      <w:lvlText w:val="%1、"/>
+      <w:lvlJc w:val="left"/>
+      <w:rPr>
+        <w:rFonts w:hint="eastAsia"/>
+      </w:rPr>
+    </w:lvl>
+  </w:abstractNum>
+  <w:abstractNum w:abstractNumId="3">
+    <w:nsid w:val="2BB44F76"/>
+    <w:multiLevelType w:val="multilevel"/>
+    <w:tmpl w:val="2BB44F76"/>
+    <w:lvl w:ilvl="0" w:tentative="0">
+      <w:start w:val="1"/>
+      <w:numFmt w:val="decimal"/>
+      <w:suff w:val="nothing"/>
+      <w:lvlText w:val="%1、"/>
+      <w:lvlJc w:val="left"/>
+      <w:pPr>
+        <w:ind w:left="2252" w:hanging="420"/>
+      </w:pPr>
+      <w:rPr>
+        <w:rFonts w:hint="eastAsia" w:ascii="宋体" w:hAnsi="宋体" w:eastAsia="宋体"/>
+        <w:b w:val="0"/>
+        <w:i w:val="0"/>
+        <w:sz w:val="21"/>
+      </w:rPr>
+    </w:lvl>
+    <w:lvl w:ilvl="1" w:tentative="0">
+      <w:start w:val="0"/>
+      <w:numFmt w:val="bullet"/>
+      <w:lvlText w:val="●"/>
+      <w:lvlJc w:val="left"/>
+      <w:pPr>
+        <w:tabs>
+          <w:tab w:val="left" w:pos="840"/>
+        </w:tabs>
+        <w:ind w:left="2657" w:hanging="405"/>
+      </w:pPr>
+      <w:rPr>
+        <w:rFonts w:hint="eastAsia" w:ascii="Arial Unicode MS" w:hAnsi="Arial Unicode MS" w:eastAsia="Arial Unicode MS" w:cs="Arial Unicode MS"/>
+        <w:w w:val="167"/>
+      </w:rPr>
+    </w:lvl>
+    <w:lvl w:ilvl="2" w:tentative="0">
+      <w:start w:val="1"/>
+      <w:numFmt w:val="bullet"/>
+      <w:lvlText w:val=""/>
+      <w:lvlJc w:val="left"/>
+      <w:pPr>
+        <w:tabs>
+          <w:tab w:val="left" w:pos="840"/>
+        </w:tabs>
+        <w:ind w:left="3092" w:hanging="420"/>
+      </w:pPr>
+      <w:rPr>
+        <w:rFonts w:hint="default" w:ascii="Wingdings" w:hAnsi="Wingdings"/>
+      </w:rPr>
+    </w:lvl>
+    <w:lvl w:ilvl="3" w:tentative="0">
+      <w:start w:val="1"/>
+      <w:numFmt w:val="bullet"/>
+      <w:lvlText w:val=""/>
+      <w:lvlJc w:val="left"/>
+      <w:pPr>
+        <w:tabs>
+          <w:tab w:val="left" w:pos="840"/>
+        </w:tabs>
+        <w:ind w:left="3512" w:hanging="420"/>
+      </w:pPr>
+      <w:rPr>
+        <w:rFonts w:hint="default" w:ascii="Wingdings" w:hAnsi="Wingdings"/>
+      </w:rPr>
+    </w:lvl>
+    <w:lvl w:ilvl="4" w:tentative="0">
+      <w:start w:val="1"/>
+      <w:numFmt w:val="bullet"/>
+      <w:lvlText w:val=""/>
+      <w:lvlJc w:val="left"/>
+      <w:pPr>
+        <w:tabs>
+          <w:tab w:val="left" w:pos="840"/>
+        </w:tabs>
+        <w:ind w:left="3932" w:hanging="420"/>
+      </w:pPr>
+      <w:rPr>
+        <w:rFonts w:hint="default" w:ascii="Wingdings" w:hAnsi="Wingdings"/>
+      </w:rPr>
+    </w:lvl>
+    <w:lvl w:ilvl="5" w:tentative="0">
+      <w:start w:val="1"/>
+      <w:numFmt w:val="bullet"/>
+      <w:lvlText w:val=""/>
+      <w:lvlJc w:val="left"/>
+      <w:pPr>
+        <w:tabs>
+          <w:tab w:val="left" w:pos="840"/>
+        </w:tabs>
+        <w:ind w:left="4352" w:hanging="420"/>
+      </w:pPr>
+      <w:rPr>
+        <w:rFonts w:hint="default" w:ascii="Wingdings" w:hAnsi="Wingdings"/>
+      </w:rPr>
+    </w:lvl>
+    <w:lvl w:ilvl="6" w:tentative="0">
+      <w:start w:val="1"/>
+      <w:numFmt w:val="bullet"/>
+      <w:lvlText w:val=""/>
+      <w:lvlJc w:val="left"/>
+      <w:pPr>
+        <w:tabs>
+          <w:tab w:val="left" w:pos="840"/>
+        </w:tabs>
+        <w:ind w:left="4772" w:hanging="420"/>
+      </w:pPr>
+      <w:rPr>
+        <w:rFonts w:hint="default" w:ascii="Wingdings" w:hAnsi="Wingdings"/>
+      </w:rPr>
+    </w:lvl>
+    <w:lvl w:ilvl="7" w:tentative="0">
+      <w:start w:val="1"/>
+      <w:numFmt w:val="bullet"/>
+      <w:lvlText w:val=""/>
+      <w:lvlJc w:val="left"/>
+      <w:pPr>
+        <w:tabs>
+          <w:tab w:val="left" w:pos="840"/>
+        </w:tabs>
+        <w:ind w:left="5192" w:hanging="420"/>
+      </w:pPr>
+      <w:rPr>
+        <w:rFonts w:hint="default" w:ascii="Wingdings" w:hAnsi="Wingdings"/>
+      </w:rPr>
+    </w:lvl>
+    <w:lvl w:ilvl="8" w:tentative="0">
+      <w:start w:val="1"/>
+      <w:numFmt w:val="bullet"/>
+      <w:lvlText w:val=""/>
+      <w:lvlJc w:val="left"/>
+      <w:pPr>
+        <w:tabs>
+          <w:tab w:val="left" w:pos="840"/>
+        </w:tabs>
+        <w:ind w:left="5612" w:hanging="420"/>
+      </w:pPr>
+      <w:rPr>
+        <w:rFonts w:hint="default" w:ascii="Wingdings" w:hAnsi="Wingdings"/>
+      </w:rPr>
+    </w:lvl>
+  </w:abstractNum>
+  <w:num w:numId="1">
+    <w:abstractNumId w:val="2"/>
+  </w:num>
+  <w:num w:numId="2">
+    <w:abstractNumId w:val="3"/>
+  </w:num>
+  <w:num w:numId="3">
+    <w:abstractNumId w:val="0"/>
+  </w:num>
+  <w:num w:numId="4">
+    <w:abstractNumId w:val="1"/>
+  </w:num>
+</w:numbering>
+</file>
+
 <file path=word/styles.xml><?xml version="1.0" encoding="utf-8"?>
 <w:styles xmlns:mc="http://schemas.openxmlformats.org/markup-compatibility/2006" xmlns:o="urn:schemas-microsoft-com:office:office" xmlns:r="http://schemas.openxmlformats.org/officeDocument/2006/relationships" xmlns:m="http://schemas.openxmlformats.org/officeDocument/2006/math" xmlns:v="urn:schemas-microsoft-com:vml" xmlns:w="http://schemas.openxmlformats.org/wordprocessingml/2006/main" xmlns:w14="http://schemas.microsoft.com/office/word/2010/wordml" xmlns:w10="urn:schemas-microsoft-com:office:word" xmlns:sl="http://schemas.openxmlformats.org/schemaLibrary/2006/main" xmlns:wpsCustomData="http://www.wps.cn/officeDocument/2013/wpsCustomData" mc:Ignorable="w14">
   <w:docDefaults>
@@ -738,7 +4224,7 @@
     <w:lsdException w:qFormat="1" w:unhideWhenUsed="0" w:uiPriority="0" w:semiHidden="0" w:name="Normal"/>
     <w:lsdException w:qFormat="1" w:unhideWhenUsed="0" w:uiPriority="0" w:semiHidden="0" w:name="heading 1"/>
     <w:lsdException w:qFormat="1" w:uiPriority="0" w:semiHidden="0" w:name="heading 2"/>
-    <w:lsdException w:qFormat="1" w:uiPriority="0" w:name="heading 3"/>
+    <w:lsdException w:qFormat="1" w:uiPriority="0" w:semiHidden="0" w:name="heading 3"/>
     <w:lsdException w:qFormat="1" w:uiPriority="0" w:name="heading 4"/>
     <w:lsdException w:qFormat="1" w:uiPriority="0" w:name="heading 5"/>
     <w:lsdException w:qFormat="1" w:uiPriority="0" w:name="heading 6"/>
@@ -1039,13 +4525,31 @@
       <w:sz w:val="32"/>
     </w:rPr>
   </w:style>
-  <w:style w:type="character" w:default="1" w:styleId="8">
+  <w:style w:type="paragraph" w:styleId="4">
+    <w:name w:val="heading 3"/>
+    <w:basedOn w:val="1"/>
+    <w:next w:val="1"/>
+    <w:unhideWhenUsed/>
+    <w:qFormat/>
+    <w:uiPriority w:val="0"/>
+    <w:pPr>
+      <w:keepNext/>
+      <w:keepLines/>
+      <w:spacing w:before="260" w:beforeLines="0" w:beforeAutospacing="0" w:after="260" w:afterLines="0" w:afterAutospacing="0" w:line="413" w:lineRule="auto"/>
+      <w:outlineLvl w:val="2"/>
+    </w:pPr>
+    <w:rPr>
+      <w:b/>
+      <w:sz w:val="32"/>
+    </w:rPr>
+  </w:style>
+  <w:style w:type="character" w:default="1" w:styleId="9">
     <w:name w:val="Default Paragraph Font"/>
     <w:semiHidden/>
     <w:qFormat/>
     <w:uiPriority w:val="0"/>
   </w:style>
-  <w:style w:type="table" w:default="1" w:styleId="7">
+  <w:style w:type="table" w:default="1" w:styleId="8">
     <w:name w:val="Normal Table"/>
     <w:semiHidden/>
     <w:qFormat/>
@@ -1059,7 +4563,7 @@
       </w:tblCellMar>
     </w:tblPr>
   </w:style>
-  <w:style w:type="paragraph" w:styleId="4">
+  <w:style w:type="paragraph" w:styleId="5">
     <w:name w:val="footer"/>
     <w:basedOn w:val="1"/>
     <w:qFormat/>
@@ -1076,7 +4580,7 @@
       <w:sz w:val="18"/>
     </w:rPr>
   </w:style>
-  <w:style w:type="paragraph" w:styleId="5">
+  <w:style w:type="paragraph" w:styleId="6">
     <w:name w:val="header"/>
     <w:basedOn w:val="1"/>
     <w:qFormat/>
@@ -1101,7 +4605,7 @@
       <w:sz w:val="18"/>
     </w:rPr>
   </w:style>
-  <w:style w:type="paragraph" w:styleId="6">
+  <w:style w:type="paragraph" w:styleId="7">
     <w:name w:val="Normal (Web)"/>
     <w:basedOn w:val="1"/>
     <w:qFormat/>
@@ -1117,9 +4621,9 @@
       <w:lang w:val="en-US" w:eastAsia="zh-CN" w:bidi="ar"/>
     </w:rPr>
   </w:style>
-  <w:style w:type="character" w:styleId="9">
+  <w:style w:type="character" w:styleId="10">
     <w:name w:val="Strong"/>
-    <w:basedOn w:val="8"/>
+    <w:basedOn w:val="9"/>
     <w:qFormat/>
     <w:uiPriority w:val="0"/>
     <w:rPr>
